--- a/Preprocessing_plan.docx
+++ b/Preprocessing_plan.docx
@@ -140,37 +140,21 @@
           <w:rFonts w:ascii="Arial" w:eastAsia="Arial" w:hAnsi="Arial" w:cs="Arial"/>
           <w:color w:val="000000" w:themeColor="text1"/>
         </w:rPr>
-        <w:t xml:space="preserve"> float32 arrays for downstream </w:t>
-      </w:r>
-      <w:proofErr w:type="spellStart"/>
-      <w:r>
-        <w:rPr>
-          <w:rFonts w:ascii="Arial" w:eastAsia="Arial" w:hAnsi="Arial" w:cs="Arial"/>
-          <w:color w:val="000000" w:themeColor="text1"/>
-        </w:rPr>
-        <w:t>self</w:t>
-      </w:r>
-      <w:r>
-        <w:rPr>
-          <w:rFonts w:ascii="Arial" w:eastAsia="Arial" w:hAnsi="Arial" w:cs="Arial"/>
-          <w:color w:val="000000" w:themeColor="text1"/>
-        </w:rPr>
-        <w:t xml:space="preserve"> </w:t>
-      </w:r>
-      <w:r>
-        <w:rPr>
-          <w:rFonts w:ascii="Arial" w:eastAsia="Arial" w:hAnsi="Arial" w:cs="Arial"/>
-          <w:color w:val="000000" w:themeColor="text1"/>
-        </w:rPr>
-        <w:t>supervised</w:t>
-      </w:r>
-      <w:proofErr w:type="spellEnd"/>
-      <w:r>
-        <w:rPr>
-          <w:rFonts w:ascii="Arial" w:eastAsia="Arial" w:hAnsi="Arial" w:cs="Arial"/>
-          <w:color w:val="000000" w:themeColor="text1"/>
-        </w:rPr>
-        <w:t xml:space="preserve"> learning. All outputs follow a consistent [N, C, T] shape with accompanying metadata CSVs and manifest files.</w:t>
+        <w:t xml:space="preserve"> float32 arrays for downstream self</w:t>
+      </w:r>
+      <w:r>
+        <w:rPr>
+          <w:rFonts w:ascii="Arial" w:eastAsia="Arial" w:hAnsi="Arial" w:cs="Arial"/>
+          <w:color w:val="000000" w:themeColor="text1"/>
+        </w:rPr>
+        <w:t>-</w:t>
+      </w:r>
+      <w:r>
+        <w:rPr>
+          <w:rFonts w:ascii="Arial" w:eastAsia="Arial" w:hAnsi="Arial" w:cs="Arial"/>
+          <w:color w:val="000000" w:themeColor="text1"/>
+        </w:rPr>
+        <w:t>supervised learning. All outputs follow a consistent [N, C, T] shape with accompanying metadata CSVs and manifest files.</w:t>
       </w:r>
     </w:p>
     <w:p>
@@ -216,7 +200,7 @@
         <w:spacing w:before="40" w:after="40"/>
         <w:jc w:val="both"/>
         <w:rPr>
-          <w:rFonts w:ascii="Arial" w:hAnsi="Arial" w:cs="Arial"/>
+          <w:rFonts w:ascii="Arial" w:eastAsia="Arial" w:hAnsi="Arial" w:cs="Arial"/>
           <w:color w:val="000000" w:themeColor="text1"/>
         </w:rPr>
       </w:pPr>
@@ -227,28 +211,26 @@
         </w:rPr>
         <w:t xml:space="preserve">A </w:t>
       </w:r>
-      <w:proofErr w:type="gramStart"/>
-      <w:r>
-        <w:rPr>
-          <w:rFonts w:ascii="Arial" w:eastAsia="Arial" w:hAnsi="Arial" w:cs="Arial"/>
-          <w:color w:val="000000" w:themeColor="text1"/>
-        </w:rPr>
-        <w:t xml:space="preserve">6 </w:t>
-      </w:r>
-      <w:r>
-        <w:rPr>
-          <w:rFonts w:ascii="Arial" w:eastAsia="Arial" w:hAnsi="Arial" w:cs="Arial"/>
-          <w:color w:val="000000" w:themeColor="text1"/>
-        </w:rPr>
-        <w:t>channel</w:t>
-      </w:r>
-      <w:proofErr w:type="gramEnd"/>
-      <w:r>
-        <w:rPr>
-          <w:rFonts w:ascii="Arial" w:eastAsia="Arial" w:hAnsi="Arial" w:cs="Arial"/>
-          <w:color w:val="000000" w:themeColor="text1"/>
-        </w:rPr>
-        <w:t xml:space="preserve"> shared schema is used across both datasets: </w:t>
+      <w:r>
+        <w:rPr>
+          <w:rFonts w:ascii="Arial" w:eastAsia="Arial" w:hAnsi="Arial" w:cs="Arial"/>
+          <w:color w:val="000000" w:themeColor="text1"/>
+        </w:rPr>
+        <w:t>6</w:t>
+      </w:r>
+      <w:r>
+        <w:rPr>
+          <w:rFonts w:ascii="Arial" w:eastAsia="Arial" w:hAnsi="Arial" w:cs="Arial"/>
+          <w:color w:val="000000" w:themeColor="text1"/>
+        </w:rPr>
+        <w:t>-</w:t>
+      </w:r>
+      <w:r>
+        <w:rPr>
+          <w:rFonts w:ascii="Arial" w:eastAsia="Arial" w:hAnsi="Arial" w:cs="Arial"/>
+          <w:color w:val="000000" w:themeColor="text1"/>
+        </w:rPr>
+        <w:t xml:space="preserve">channel shared schema is used across both datasets: </w:t>
       </w:r>
       <w:proofErr w:type="spellStart"/>
       <w:r>
@@ -356,80 +338,123 @@
     </w:p>
     <w:p>
       <w:pPr>
-        <w:spacing w:before="120" w:after="60"/>
-        <w:jc w:val="both"/>
-        <w:rPr>
-          <w:rFonts w:ascii="Arial" w:hAnsi="Arial" w:cs="Arial"/>
-          <w:color w:val="000000" w:themeColor="text1"/>
-        </w:rPr>
-      </w:pPr>
-      <w:r>
-        <w:rPr>
-          <w:rFonts w:ascii="Arial" w:eastAsia="Arial" w:hAnsi="Arial" w:cs="Arial"/>
+        <w:spacing w:before="40" w:after="40"/>
+        <w:jc w:val="both"/>
+        <w:rPr>
+          <w:rFonts w:ascii="Arial" w:hAnsi="Arial" w:cs="Arial"/>
+          <w:color w:val="000000" w:themeColor="text1"/>
+        </w:rPr>
+      </w:pPr>
+      <w:r>
+        <w:rPr>
+          <w:rFonts w:ascii="Arial" w:hAnsi="Arial" w:cs="Arial"/>
           <w:b/>
           <w:bCs/>
           <w:color w:val="000000" w:themeColor="text1"/>
         </w:rPr>
         <w:t>Sampling Rate and Cleaning</w:t>
       </w:r>
+      <w:r>
+        <w:rPr>
+          <w:rFonts w:ascii="Arial" w:hAnsi="Arial" w:cs="Arial"/>
+          <w:color w:val="000000" w:themeColor="text1"/>
+        </w:rPr>
+        <w:t xml:space="preserve"> </w:t>
+      </w:r>
     </w:p>
     <w:p>
       <w:pPr>
         <w:spacing w:before="40" w:after="40"/>
         <w:jc w:val="both"/>
         <w:rPr>
-          <w:rFonts w:ascii="Arial" w:hAnsi="Arial" w:cs="Arial"/>
-          <w:color w:val="000000" w:themeColor="text1"/>
-        </w:rPr>
-      </w:pPr>
-      <w:r>
-        <w:rPr>
-          <w:rFonts w:ascii="Arial" w:eastAsia="Arial" w:hAnsi="Arial" w:cs="Arial"/>
-          <w:color w:val="000000" w:themeColor="text1"/>
-        </w:rPr>
-        <w:t>T</w:t>
-      </w:r>
-      <w:r>
-        <w:rPr>
-          <w:rFonts w:ascii="Arial" w:eastAsia="Arial" w:hAnsi="Arial" w:cs="Arial"/>
-          <w:color w:val="000000" w:themeColor="text1"/>
-        </w:rPr>
-        <w:t>he t</w:t>
-      </w:r>
-      <w:r>
-        <w:rPr>
-          <w:rFonts w:ascii="Arial" w:eastAsia="Arial" w:hAnsi="Arial" w:cs="Arial"/>
-          <w:color w:val="000000" w:themeColor="text1"/>
-        </w:rPr>
-        <w:t>arget rate</w:t>
-      </w:r>
-      <w:r>
-        <w:rPr>
-          <w:rFonts w:ascii="Arial" w:eastAsia="Arial" w:hAnsi="Arial" w:cs="Arial"/>
-          <w:color w:val="000000" w:themeColor="text1"/>
-        </w:rPr>
-        <w:t xml:space="preserve"> is</w:t>
-      </w:r>
-      <w:r>
-        <w:rPr>
-          <w:rFonts w:ascii="Arial" w:eastAsia="Arial" w:hAnsi="Arial" w:cs="Arial"/>
-          <w:color w:val="000000" w:themeColor="text1"/>
-        </w:rPr>
-        <w:t xml:space="preserve"> 20 Hz. WISDM is native </w:t>
-      </w:r>
-      <w:r>
-        <w:rPr>
-          <w:rFonts w:ascii="Arial" w:eastAsia="Arial" w:hAnsi="Arial" w:cs="Arial"/>
-          <w:color w:val="000000" w:themeColor="text1"/>
-        </w:rPr>
-        <w:t xml:space="preserve">at </w:t>
-      </w:r>
-      <w:r>
-        <w:rPr>
-          <w:rFonts w:ascii="Arial" w:eastAsia="Arial" w:hAnsi="Arial" w:cs="Arial"/>
-          <w:color w:val="000000" w:themeColor="text1"/>
-        </w:rPr>
-        <w:t>20 Hz.</w:t>
+          <w:rFonts w:ascii="Arial" w:eastAsia="Arial" w:hAnsi="Arial" w:cs="Arial"/>
+          <w:color w:val="000000" w:themeColor="text1"/>
+        </w:rPr>
+      </w:pPr>
+      <w:r>
+        <w:rPr>
+          <w:rFonts w:ascii="Arial" w:hAnsi="Arial" w:cs="Arial"/>
+          <w:color w:val="000000" w:themeColor="text1"/>
+        </w:rPr>
+        <w:t xml:space="preserve">The target rate is 20 Hz. WISDM is native at 20 Hz. PAMAP2 is </w:t>
+      </w:r>
+      <w:proofErr w:type="spellStart"/>
+      <w:r>
+        <w:rPr>
+          <w:rFonts w:ascii="Arial" w:hAnsi="Arial" w:cs="Arial"/>
+          <w:color w:val="000000" w:themeColor="text1"/>
+        </w:rPr>
+        <w:t>downsampled</w:t>
+      </w:r>
+      <w:proofErr w:type="spellEnd"/>
+      <w:r>
+        <w:rPr>
+          <w:rFonts w:ascii="Arial" w:hAnsi="Arial" w:cs="Arial"/>
+          <w:color w:val="000000" w:themeColor="text1"/>
+        </w:rPr>
+        <w:t xml:space="preserve"> from 100 Hz to 20 Hz using a 4th-order Butterworth low-pass filter with a 10 Hz cutoff (the Nyquist frequency for 20 Hz) applied before decimation by factor 5 (Nagima </w:t>
+      </w:r>
+      <w:proofErr w:type="spellStart"/>
+      <w:r>
+        <w:rPr>
+          <w:rFonts w:ascii="Arial" w:hAnsi="Arial" w:cs="Arial"/>
+          <w:color w:val="000000" w:themeColor="text1"/>
+        </w:rPr>
+        <w:t>Abdrasulova</w:t>
+      </w:r>
+      <w:proofErr w:type="spellEnd"/>
+      <w:r>
+        <w:rPr>
+          <w:rFonts w:ascii="Arial" w:hAnsi="Arial" w:cs="Arial"/>
+          <w:color w:val="000000" w:themeColor="text1"/>
+        </w:rPr>
+        <w:t xml:space="preserve"> et al., 2025) to prevent aliasing. </w:t>
+      </w:r>
+      <w:proofErr w:type="spellStart"/>
+      <w:r>
+        <w:rPr>
+          <w:rFonts w:ascii="Arial" w:hAnsi="Arial" w:cs="Arial"/>
+          <w:color w:val="000000" w:themeColor="text1"/>
+        </w:rPr>
+        <w:t>NaN</w:t>
+      </w:r>
+      <w:proofErr w:type="spellEnd"/>
+      <w:r>
+        <w:rPr>
+          <w:rFonts w:ascii="Arial" w:hAnsi="Arial" w:cs="Arial"/>
+          <w:color w:val="000000" w:themeColor="text1"/>
+        </w:rPr>
+        <w:t xml:space="preserve"> values are </w:t>
+      </w:r>
+      <w:proofErr w:type="gramStart"/>
+      <w:r>
+        <w:rPr>
+          <w:rFonts w:ascii="Arial" w:hAnsi="Arial" w:cs="Arial"/>
+          <w:color w:val="000000" w:themeColor="text1"/>
+        </w:rPr>
+        <w:t>forward-filled</w:t>
+      </w:r>
+      <w:proofErr w:type="gramEnd"/>
+      <w:r>
+        <w:rPr>
+          <w:rFonts w:ascii="Arial" w:hAnsi="Arial" w:cs="Arial"/>
+          <w:color w:val="000000" w:themeColor="text1"/>
+        </w:rPr>
+        <w:t xml:space="preserve"> up to 10 samples (0.1s) to maintain temporal continuity</w:t>
+      </w:r>
+      <w:r>
+        <w:rPr>
+          <w:rFonts w:ascii="Arial" w:hAnsi="Arial" w:cs="Arial"/>
+          <w:color w:val="000000" w:themeColor="text1"/>
+        </w:rPr>
+        <w:t xml:space="preserve">. </w:t>
+      </w:r>
+      <w:r>
+        <w:rPr>
+          <w:rFonts w:ascii="Arial" w:hAnsi="Arial" w:cs="Arial"/>
+          <w:color w:val="000000" w:themeColor="text1"/>
+        </w:rPr>
+        <w:t>PAMAP2 class 0 transient</w:t>
       </w:r>
       <w:r>
         <w:rPr>
@@ -440,113 +465,44 @@
       </w:r>
       <w:r>
         <w:rPr>
-          <w:rFonts w:ascii="Arial" w:eastAsia="Arial" w:hAnsi="Arial" w:cs="Arial"/>
-          <w:color w:val="000000" w:themeColor="text1"/>
-        </w:rPr>
-        <w:t xml:space="preserve">PAMAP2 is </w:t>
-      </w:r>
-      <w:proofErr w:type="spellStart"/>
-      <w:r>
-        <w:rPr>
-          <w:rFonts w:ascii="Arial" w:eastAsia="Arial" w:hAnsi="Arial" w:cs="Arial"/>
-          <w:color w:val="000000" w:themeColor="text1"/>
-        </w:rPr>
-        <w:t>downsampled</w:t>
-      </w:r>
-      <w:proofErr w:type="spellEnd"/>
-      <w:r>
-        <w:rPr>
-          <w:rFonts w:ascii="Arial" w:eastAsia="Arial" w:hAnsi="Arial" w:cs="Arial"/>
-          <w:color w:val="000000" w:themeColor="text1"/>
-        </w:rPr>
-        <w:t xml:space="preserve"> from 100 Hz to 20 Hz using a 4th-order Butterworth low</w:t>
-      </w:r>
-      <w:r>
-        <w:rPr>
-          <w:rFonts w:ascii="Arial" w:eastAsia="Arial" w:hAnsi="Arial" w:cs="Arial"/>
-          <w:color w:val="000000" w:themeColor="text1"/>
-        </w:rPr>
-        <w:t xml:space="preserve"> </w:t>
-      </w:r>
-      <w:r>
-        <w:rPr>
-          <w:rFonts w:ascii="Arial" w:eastAsia="Arial" w:hAnsi="Arial" w:cs="Arial"/>
-          <w:color w:val="000000" w:themeColor="text1"/>
-        </w:rPr>
-        <w:t>pass filter with a 10 Hz cutoff (the Nyquist frequency for 20 Hz) applied before decimation by factor 5 to prevent aliasing</w:t>
-      </w:r>
-      <w:r>
-        <w:rPr>
-          <w:rFonts w:ascii="Arial" w:eastAsia="Arial" w:hAnsi="Arial" w:cs="Arial"/>
-          <w:color w:val="000000" w:themeColor="text1"/>
-        </w:rPr>
-        <w:t xml:space="preserve">. </w:t>
-      </w:r>
-      <w:proofErr w:type="spellStart"/>
-      <w:r>
-        <w:rPr>
-          <w:rFonts w:ascii="Arial" w:eastAsia="Arial" w:hAnsi="Arial" w:cs="Arial"/>
-          <w:color w:val="000000" w:themeColor="text1"/>
-        </w:rPr>
-        <w:t>NaN</w:t>
-      </w:r>
-      <w:proofErr w:type="spellEnd"/>
-      <w:r>
-        <w:rPr>
-          <w:rFonts w:ascii="Arial" w:eastAsia="Arial" w:hAnsi="Arial" w:cs="Arial"/>
-          <w:color w:val="000000" w:themeColor="text1"/>
-        </w:rPr>
-        <w:t xml:space="preserve"> values are </w:t>
-      </w:r>
-      <w:proofErr w:type="gramStart"/>
-      <w:r>
-        <w:rPr>
-          <w:rFonts w:ascii="Arial" w:eastAsia="Arial" w:hAnsi="Arial" w:cs="Arial"/>
-          <w:color w:val="000000" w:themeColor="text1"/>
-        </w:rPr>
-        <w:t>forward-filled</w:t>
-      </w:r>
-      <w:proofErr w:type="gramEnd"/>
-      <w:r>
-        <w:rPr>
-          <w:rFonts w:ascii="Arial" w:eastAsia="Arial" w:hAnsi="Arial" w:cs="Arial"/>
-          <w:color w:val="000000" w:themeColor="text1"/>
-        </w:rPr>
-        <w:t xml:space="preserve"> up to 10 samples (0.1s); longer gaps are dropped. PAMAP2 class 0 rows are dropped</w:t>
-      </w:r>
-      <w:r>
-        <w:rPr>
-          <w:rFonts w:ascii="Arial" w:eastAsia="Arial" w:hAnsi="Arial" w:cs="Arial"/>
-          <w:color w:val="000000" w:themeColor="text1"/>
-        </w:rPr>
-        <w:t xml:space="preserve">. </w:t>
-      </w:r>
-      <w:r>
-        <w:rPr>
-          <w:rFonts w:ascii="Arial" w:eastAsia="Arial" w:hAnsi="Arial" w:cs="Arial"/>
-          <w:color w:val="000000" w:themeColor="text1"/>
-        </w:rPr>
-        <w:t>Per-subject z-score normalisation is applied per channel.</w:t>
-      </w:r>
-    </w:p>
-    <w:p>
-      <w:pPr>
-        <w:spacing w:before="120" w:after="60"/>
-        <w:jc w:val="both"/>
-        <w:rPr>
-          <w:rFonts w:ascii="Arial" w:hAnsi="Arial" w:cs="Arial"/>
-          <w:color w:val="000000" w:themeColor="text1"/>
-        </w:rPr>
-      </w:pPr>
-      <w:r>
-        <w:rPr>
-          <w:rFonts w:ascii="Arial" w:eastAsia="Arial" w:hAnsi="Arial" w:cs="Arial"/>
+          <w:rFonts w:ascii="Arial" w:hAnsi="Arial" w:cs="Arial"/>
+          <w:color w:val="000000" w:themeColor="text1"/>
+        </w:rPr>
+        <w:t>rows are dropped as they carry no activity label. Per-subject z-score normalisation is applied per channel across both datasets to remove inter-subject amplitude differences</w:t>
+      </w:r>
+      <w:r>
+        <w:rPr>
+          <w:rFonts w:ascii="Arial" w:hAnsi="Arial" w:cs="Arial"/>
+          <w:color w:val="000000" w:themeColor="text1"/>
+        </w:rPr>
+        <w:t>.</w:t>
+      </w:r>
+    </w:p>
+    <w:p>
+      <w:pPr>
+        <w:spacing w:before="40" w:after="40"/>
+        <w:jc w:val="both"/>
+        <w:rPr>
+          <w:rFonts w:ascii="Arial" w:hAnsi="Arial" w:cs="Arial"/>
+          <w:color w:val="000000" w:themeColor="text1"/>
+        </w:rPr>
+      </w:pPr>
+      <w:r>
+        <w:rPr>
+          <w:rFonts w:ascii="Arial" w:hAnsi="Arial" w:cs="Arial"/>
           <w:b/>
           <w:bCs/>
           <w:color w:val="000000" w:themeColor="text1"/>
         </w:rPr>
         <w:t>Windowing and Labels</w:t>
       </w:r>
+      <w:r>
+        <w:rPr>
+          <w:rFonts w:ascii="Arial" w:hAnsi="Arial" w:cs="Arial"/>
+          <w:color w:val="000000" w:themeColor="text1"/>
+        </w:rPr>
+        <w:t xml:space="preserve"> </w:t>
+      </w:r>
     </w:p>
     <w:p>
       <w:pPr>
@@ -559,24 +515,38 @@
       </w:pPr>
       <w:r>
         <w:rPr>
-          <w:rFonts w:ascii="Arial" w:eastAsia="Arial" w:hAnsi="Arial" w:cs="Arial"/>
-          <w:color w:val="000000" w:themeColor="text1"/>
-        </w:rPr>
-        <w:t>Two outputs are produced. The pretraining set uses 10-second windows with no overlap and no labels (shape [N, 6, 200]). The supervised set uses 5</w:t>
-      </w:r>
-      <w:r>
-        <w:rPr>
-          <w:rFonts w:ascii="Arial" w:eastAsia="Arial" w:hAnsi="Arial" w:cs="Arial"/>
+          <w:rFonts w:ascii="Arial" w:hAnsi="Arial" w:cs="Arial"/>
+          <w:color w:val="000000" w:themeColor="text1"/>
+        </w:rPr>
+        <w:t>Two outputs are produced. The pretraining set uses 10-second windows with no overlap and no labels (shape [N, 6, 200]). 10-second windows are long enough to capture complete activity cycles such as full gait cycles. The supervised set uses 5-second windows with 50% overlap and a majority</w:t>
+      </w:r>
+      <w:r>
+        <w:rPr>
+          <w:rFonts w:ascii="Arial" w:hAnsi="Arial" w:cs="Arial"/>
           <w:color w:val="000000" w:themeColor="text1"/>
         </w:rPr>
         <w:t xml:space="preserve"> </w:t>
       </w:r>
       <w:r>
         <w:rPr>
-          <w:rFonts w:ascii="Arial" w:eastAsia="Arial" w:hAnsi="Arial" w:cs="Arial"/>
-          <w:color w:val="000000" w:themeColor="text1"/>
-        </w:rPr>
-        <w:t>second windows with 50% overlap and a majority-vote label (shape [N, 6, 100]). Windows where no single class exceeds 50% of timesteps or where votes tie are discarded. Seven shared classes are used: walking, jogging, stairs (PAMAP2 IDs 12+13 merged), sitting, standing, cycling, rope jumping. Subject IDs and source filenames are preserved in metadata.</w:t>
+          <w:rFonts w:ascii="Arial" w:hAnsi="Arial" w:cs="Arial"/>
+          <w:color w:val="000000" w:themeColor="text1"/>
+        </w:rPr>
+        <w:t>vote label (shape [N, 6, 100]). 50% overlap increases the supervised dataset size without creating fully duplicate windows. Majority vote is used over first-label or last-label assignment because activity transitions within a window are common at 5-second resolution. Windows where no single class exceeds 50% of timesteps or where votes tie are discarded</w:t>
+      </w:r>
+      <w:r>
+        <w:rPr>
+          <w:rFonts w:ascii="Arial" w:hAnsi="Arial" w:cs="Arial"/>
+          <w:color w:val="000000" w:themeColor="text1"/>
+        </w:rPr>
+        <w:t xml:space="preserve"> to prevent label noise into the training set</w:t>
+      </w:r>
+      <w:r>
+        <w:rPr>
+          <w:rFonts w:ascii="Arial" w:hAnsi="Arial" w:cs="Arial"/>
+          <w:color w:val="000000" w:themeColor="text1"/>
+        </w:rPr>
+        <w:t>. Seven shared classes are used: walking, jogging, stairs (PAMAP2 IDs 12+13 merged), sitting, standing, cycling, rope jumping. Subject IDs and source filenames are preserved in metadata.</w:t>
       </w:r>
     </w:p>
     <w:p>
@@ -640,23 +610,135 @@
           <w:rFonts w:ascii="Arial" w:eastAsia="Arial" w:hAnsi="Arial" w:cs="Arial"/>
           <w:color w:val="000000" w:themeColor="text1"/>
         </w:rPr>
-        <w:t xml:space="preserve"> a consistent left-fist (T1) vs right-fist (T2) setting. T0 rest windows are excluded. The native 160 Hz rate is retained as motor imagery signals contain relevant content up to ~40 Hz and resampling </w:t>
-      </w:r>
-      <w:proofErr w:type="gramStart"/>
-      <w:r>
-        <w:rPr>
-          <w:rFonts w:ascii="Arial" w:eastAsia="Arial" w:hAnsi="Arial" w:cs="Arial"/>
-          <w:color w:val="000000" w:themeColor="text1"/>
-        </w:rPr>
-        <w:t>offers</w:t>
-      </w:r>
-      <w:proofErr w:type="gramEnd"/>
-      <w:r>
-        <w:rPr>
-          <w:rFonts w:ascii="Arial" w:eastAsia="Arial" w:hAnsi="Arial" w:cs="Arial"/>
-          <w:color w:val="000000" w:themeColor="text1"/>
-        </w:rPr>
-        <w:t xml:space="preserve"> no benefit. Fixed 4-second windows are extracted starting at each T1 or T2 onset, giving shape [N, 64, 640]. A 1–40 Hz band-pass filter removes slow drift and high-frequency noise, a 60 Hz notch filter removes US power line interference, and common average referencing is applied across all 64 channels. Subject ID, run ID, event code, and onset timing are preserved in metadata.</w:t>
+        <w:t xml:space="preserve"> a consistent left-fist (T1) vs right-fist (T2) setting. T0 rest windows are excluded. The native 160 Hz rate is retained as motor imagery signals contain relevant content up to ~40 Hz and </w:t>
+      </w:r>
+      <w:r>
+        <w:rPr>
+          <w:rFonts w:ascii="Arial" w:eastAsia="Arial" w:hAnsi="Arial" w:cs="Arial"/>
+          <w:color w:val="000000" w:themeColor="text1"/>
+        </w:rPr>
+        <w:t xml:space="preserve">resampling can reduce the temporal precision and introduce artefacts </w:t>
+      </w:r>
+      <w:r>
+        <w:rPr>
+          <w:rFonts w:ascii="Arial" w:eastAsia="Arial" w:hAnsi="Arial" w:cs="Arial"/>
+          <w:color w:val="000000" w:themeColor="text1"/>
+        </w:rPr>
+        <w:t>(</w:t>
+      </w:r>
+      <w:proofErr w:type="spellStart"/>
+      <w:r>
+        <w:rPr>
+          <w:rFonts w:ascii="Arial" w:eastAsia="Arial" w:hAnsi="Arial" w:cs="Arial"/>
+          <w:color w:val="000000" w:themeColor="text1"/>
+        </w:rPr>
+        <w:t>Mne.tools</w:t>
+      </w:r>
+      <w:proofErr w:type="spellEnd"/>
+      <w:r>
+        <w:rPr>
+          <w:rFonts w:ascii="Arial" w:eastAsia="Arial" w:hAnsi="Arial" w:cs="Arial"/>
+          <w:color w:val="000000" w:themeColor="text1"/>
+        </w:rPr>
+        <w:t>, 2025)</w:t>
+      </w:r>
+      <w:r>
+        <w:rPr>
+          <w:rFonts w:ascii="Arial" w:eastAsia="Arial" w:hAnsi="Arial" w:cs="Arial"/>
+          <w:color w:val="000000" w:themeColor="text1"/>
+        </w:rPr>
+        <w:t>. Fixed 4-second windows are extracted starting at each T1 or T2 onset, giving shape [N, 64, 640]. A 1</w:t>
+      </w:r>
+      <w:r>
+        <w:rPr>
+          <w:rFonts w:ascii="Arial" w:eastAsia="Arial" w:hAnsi="Arial" w:cs="Arial"/>
+          <w:color w:val="000000" w:themeColor="text1"/>
+        </w:rPr>
+        <w:t>-</w:t>
+      </w:r>
+      <w:r>
+        <w:rPr>
+          <w:rFonts w:ascii="Arial" w:eastAsia="Arial" w:hAnsi="Arial" w:cs="Arial"/>
+          <w:color w:val="000000" w:themeColor="text1"/>
+        </w:rPr>
+        <w:t>40 Hz band</w:t>
+      </w:r>
+      <w:r>
+        <w:rPr>
+          <w:rFonts w:ascii="Arial" w:eastAsia="Arial" w:hAnsi="Arial" w:cs="Arial"/>
+          <w:color w:val="000000" w:themeColor="text1"/>
+        </w:rPr>
+        <w:t xml:space="preserve"> </w:t>
+      </w:r>
+      <w:r>
+        <w:rPr>
+          <w:rFonts w:ascii="Arial" w:eastAsia="Arial" w:hAnsi="Arial" w:cs="Arial"/>
+          <w:color w:val="000000" w:themeColor="text1"/>
+        </w:rPr>
+        <w:t>pass filter removes slow drift and high-frequency noise</w:t>
+      </w:r>
+      <w:r>
+        <w:rPr>
+          <w:rFonts w:ascii="Arial" w:eastAsia="Arial" w:hAnsi="Arial" w:cs="Arial"/>
+          <w:color w:val="000000" w:themeColor="text1"/>
+        </w:rPr>
+        <w:t xml:space="preserve"> </w:t>
+      </w:r>
+      <w:r>
+        <w:rPr>
+          <w:rFonts w:ascii="Arial" w:eastAsia="Arial" w:hAnsi="Arial" w:cs="Arial"/>
+          <w:color w:val="000000" w:themeColor="text1"/>
+        </w:rPr>
+        <w:t>(Lyu, 2026)</w:t>
+      </w:r>
+      <w:r>
+        <w:rPr>
+          <w:rFonts w:ascii="Arial" w:eastAsia="Arial" w:hAnsi="Arial" w:cs="Arial"/>
+          <w:color w:val="000000" w:themeColor="text1"/>
+        </w:rPr>
+        <w:t xml:space="preserve">, a 60 Hz notch filter </w:t>
+      </w:r>
+      <w:r>
+        <w:rPr>
+          <w:rFonts w:ascii="Arial" w:eastAsia="Arial" w:hAnsi="Arial" w:cs="Arial"/>
+          <w:color w:val="000000" w:themeColor="text1"/>
+        </w:rPr>
+        <w:t xml:space="preserve">for </w:t>
+      </w:r>
+      <w:r>
+        <w:rPr>
+          <w:rFonts w:ascii="Arial" w:eastAsia="Arial" w:hAnsi="Arial" w:cs="Arial"/>
+          <w:color w:val="000000" w:themeColor="text1"/>
+        </w:rPr>
+        <w:t>power line interference, and common average referencing is applied across all 64 channels</w:t>
+      </w:r>
+      <w:r>
+        <w:rPr>
+          <w:rFonts w:ascii="Arial" w:eastAsia="Arial" w:hAnsi="Arial" w:cs="Arial"/>
+          <w:color w:val="000000" w:themeColor="text1"/>
+        </w:rPr>
+        <w:t xml:space="preserve"> to have a comprehensive dataset of brain activity</w:t>
+      </w:r>
+      <w:r>
+        <w:rPr>
+          <w:rFonts w:ascii="Arial" w:eastAsia="Arial" w:hAnsi="Arial" w:cs="Arial"/>
+          <w:color w:val="000000" w:themeColor="text1"/>
+        </w:rPr>
+        <w:t xml:space="preserve"> </w:t>
+      </w:r>
+      <w:r>
+        <w:rPr>
+          <w:rFonts w:ascii="Arial" w:eastAsia="Arial" w:hAnsi="Arial" w:cs="Arial"/>
+          <w:color w:val="000000" w:themeColor="text1"/>
+        </w:rPr>
+        <w:t>(Ludwig et al., 2009)</w:t>
+      </w:r>
+      <w:r>
+        <w:rPr>
+          <w:rFonts w:ascii="Arial" w:eastAsia="Arial" w:hAnsi="Arial" w:cs="Arial"/>
+          <w:color w:val="000000" w:themeColor="text1"/>
+        </w:rPr>
+        <w:t>. Subject ID, run ID, event code, and onset timing are preserved in metadata.</w:t>
       </w:r>
     </w:p>
     <w:p>
@@ -699,14 +781,49 @@
           <w:rFonts w:ascii="Arial" w:eastAsia="Arial" w:hAnsi="Arial" w:cs="Arial"/>
           <w:color w:val="000000" w:themeColor="text1"/>
         </w:rPr>
-        <w:t>as It is</w:t>
-      </w:r>
-      <w:r>
-        <w:rPr>
-          <w:rFonts w:ascii="Arial" w:eastAsia="Arial" w:hAnsi="Arial" w:cs="Arial"/>
-          <w:color w:val="000000" w:themeColor="text1"/>
-        </w:rPr>
-        <w:t xml:space="preserve"> sufficient for all clinically relevant ECG features (P wave, QRS, T wave) and reduces storage by 75% with no classification benefit. Output shape is [N, 12, 1000] covering all 12 standard leads at 10 seconds. The dataset-provided </w:t>
+        <w:t xml:space="preserve">as </w:t>
+      </w:r>
+      <w:r>
+        <w:rPr>
+          <w:rFonts w:ascii="Arial" w:eastAsia="Arial" w:hAnsi="Arial" w:cs="Arial"/>
+          <w:color w:val="000000" w:themeColor="text1"/>
+        </w:rPr>
+        <w:t>i</w:t>
+      </w:r>
+      <w:r>
+        <w:rPr>
+          <w:rFonts w:ascii="Arial" w:eastAsia="Arial" w:hAnsi="Arial" w:cs="Arial"/>
+          <w:color w:val="000000" w:themeColor="text1"/>
+        </w:rPr>
+        <w:t>t is</w:t>
+      </w:r>
+      <w:r>
+        <w:rPr>
+          <w:rFonts w:ascii="Arial" w:eastAsia="Arial" w:hAnsi="Arial" w:cs="Arial"/>
+          <w:color w:val="000000" w:themeColor="text1"/>
+        </w:rPr>
+        <w:t xml:space="preserve"> sufficient for all clinically relevant ECG features </w:t>
+      </w:r>
+      <w:r>
+        <w:rPr>
+          <w:rFonts w:ascii="Arial" w:eastAsia="Arial" w:hAnsi="Arial" w:cs="Arial"/>
+          <w:color w:val="000000" w:themeColor="text1"/>
+        </w:rPr>
+        <w:t>(Kwon et al., 2018)</w:t>
+      </w:r>
+      <w:r>
+        <w:rPr>
+          <w:rFonts w:ascii="Arial" w:eastAsia="Arial" w:hAnsi="Arial" w:cs="Arial"/>
+          <w:color w:val="000000" w:themeColor="text1"/>
+        </w:rPr>
+        <w:t xml:space="preserve">. </w:t>
+      </w:r>
+      <w:r>
+        <w:rPr>
+          <w:rFonts w:ascii="Arial" w:eastAsia="Arial" w:hAnsi="Arial" w:cs="Arial"/>
+          <w:color w:val="000000" w:themeColor="text1"/>
+        </w:rPr>
+        <w:t xml:space="preserve">Output shape is [N, 12, 1000] covering all 12 standard leads at 10 seconds. The dataset-provided </w:t>
       </w:r>
       <w:proofErr w:type="spellStart"/>
       <w:r>
@@ -722,23 +839,86 @@
           <w:rFonts w:ascii="Arial" w:eastAsia="Arial" w:hAnsi="Arial" w:cs="Arial"/>
           <w:color w:val="000000" w:themeColor="text1"/>
         </w:rPr>
-        <w:t xml:space="preserve"> column is used directly: folds 1–8 as training, fold 9 as validation, fold 10 as test. Patient-level assignment is guaranteed by the dataset authors, preventing leakage. A 0.5 Hz high-pass filter removes baseline </w:t>
-      </w:r>
-      <w:proofErr w:type="gramStart"/>
-      <w:r>
-        <w:rPr>
-          <w:rFonts w:ascii="Arial" w:eastAsia="Arial" w:hAnsi="Arial" w:cs="Arial"/>
-          <w:color w:val="000000" w:themeColor="text1"/>
-        </w:rPr>
-        <w:t>wander,</w:t>
-      </w:r>
-      <w:proofErr w:type="gramEnd"/>
-      <w:r>
-        <w:rPr>
-          <w:rFonts w:ascii="Arial" w:eastAsia="Arial" w:hAnsi="Arial" w:cs="Arial"/>
-          <w:color w:val="000000" w:themeColor="text1"/>
-        </w:rPr>
-        <w:t xml:space="preserve"> a 50 Hz notch filter removes European power line interference and per-lead z-score normalisation is applied. Patient ID, record ID, SCP codes, lead names</w:t>
+        <w:t xml:space="preserve"> column is used directly: folds 1–8 as training, fold 9 as validation, fold 10 as test. Patient-level assignment is guaranteed by the dataset authors, preventing leakage. A 0.5 Hz high-pass filter removes baseline wander</w:t>
+      </w:r>
+      <w:r>
+        <w:rPr>
+          <w:rFonts w:ascii="Arial" w:eastAsia="Arial" w:hAnsi="Arial" w:cs="Arial"/>
+          <w:color w:val="000000" w:themeColor="text1"/>
+        </w:rPr>
+        <w:t xml:space="preserve"> </w:t>
+      </w:r>
+      <w:r>
+        <w:rPr>
+          <w:rFonts w:ascii="Arial" w:eastAsia="Arial" w:hAnsi="Arial" w:cs="Arial"/>
+          <w:color w:val="000000" w:themeColor="text1"/>
+        </w:rPr>
+        <w:t>(Luo et al., 2013)</w:t>
+      </w:r>
+      <w:r>
+        <w:rPr>
+          <w:rFonts w:ascii="Arial" w:eastAsia="Arial" w:hAnsi="Arial" w:cs="Arial"/>
+          <w:color w:val="000000" w:themeColor="text1"/>
+        </w:rPr>
+        <w:t>, a 50 Hz notch filter removes European power line interference</w:t>
+      </w:r>
+      <w:r>
+        <w:rPr>
+          <w:rFonts w:ascii="Arial" w:eastAsia="Arial" w:hAnsi="Arial" w:cs="Arial"/>
+          <w:color w:val="000000" w:themeColor="text1"/>
+        </w:rPr>
+        <w:t xml:space="preserve"> </w:t>
+      </w:r>
+      <w:r>
+        <w:rPr>
+          <w:rFonts w:ascii="Arial" w:eastAsia="Arial" w:hAnsi="Arial" w:cs="Arial"/>
+          <w:color w:val="000000" w:themeColor="text1"/>
+        </w:rPr>
+        <w:t>(Zhou and Zhang, 2013)</w:t>
+      </w:r>
+      <w:r>
+        <w:rPr>
+          <w:rFonts w:ascii="Arial" w:eastAsia="Arial" w:hAnsi="Arial" w:cs="Arial"/>
+          <w:color w:val="000000" w:themeColor="text1"/>
+        </w:rPr>
+        <w:t xml:space="preserve"> and per-lead z-score normalisation is applied</w:t>
+      </w:r>
+      <w:r>
+        <w:rPr>
+          <w:rFonts w:ascii="Arial" w:eastAsia="Arial" w:hAnsi="Arial" w:cs="Arial"/>
+          <w:color w:val="000000" w:themeColor="text1"/>
+        </w:rPr>
+        <w:t xml:space="preserve"> </w:t>
+      </w:r>
+      <w:r>
+        <w:rPr>
+          <w:rFonts w:ascii="Arial" w:eastAsia="Arial" w:hAnsi="Arial" w:cs="Arial"/>
+          <w:color w:val="000000" w:themeColor="text1"/>
+        </w:rPr>
+        <w:t>(Al-</w:t>
+      </w:r>
+      <w:proofErr w:type="spellStart"/>
+      <w:r>
+        <w:rPr>
+          <w:rFonts w:ascii="Arial" w:eastAsia="Arial" w:hAnsi="Arial" w:cs="Arial"/>
+          <w:color w:val="000000" w:themeColor="text1"/>
+        </w:rPr>
+        <w:t>Zaiti</w:t>
+      </w:r>
+      <w:proofErr w:type="spellEnd"/>
+      <w:r>
+        <w:rPr>
+          <w:rFonts w:ascii="Arial" w:eastAsia="Arial" w:hAnsi="Arial" w:cs="Arial"/>
+          <w:color w:val="000000" w:themeColor="text1"/>
+        </w:rPr>
+        <w:t xml:space="preserve"> et al., 2023)</w:t>
+      </w:r>
+      <w:r>
+        <w:rPr>
+          <w:rFonts w:ascii="Arial" w:eastAsia="Arial" w:hAnsi="Arial" w:cs="Arial"/>
+          <w:color w:val="000000" w:themeColor="text1"/>
+        </w:rPr>
+        <w:t>. Patient ID, record ID, SCP codes, lead names</w:t>
       </w:r>
       <w:r>
         <w:rPr>
@@ -832,37 +1012,7 @@
           <w:rFonts w:ascii="Arial" w:eastAsia="Arial" w:hAnsi="Arial" w:cs="Arial"/>
           <w:color w:val="000000" w:themeColor="text1"/>
         </w:rPr>
-        <w:t xml:space="preserve"> chunking. PAMAP2 preprocessing is also performed per-subject to avoid loading all 9 subjects into memory simultaneously. Estimated runtime: ~50 minutes excluding </w:t>
-      </w:r>
-      <w:proofErr w:type="spellStart"/>
-      <w:r>
-        <w:rPr>
-          <w:rFonts w:ascii="Arial" w:eastAsia="Arial" w:hAnsi="Arial" w:cs="Arial"/>
-          <w:color w:val="000000" w:themeColor="text1"/>
-        </w:rPr>
-        <w:t>downloads.</w:t>
-      </w:r>
-      <w:r>
-        <w:rPr>
-          <w:rFonts w:ascii="Arial" w:eastAsia="Arial" w:hAnsi="Arial" w:cs="Arial"/>
-          <w:color w:val="000000" w:themeColor="text1"/>
-        </w:rPr>
-        <w:t xml:space="preserve"> </w:t>
-      </w:r>
-      <w:r>
-        <w:rPr>
-          <w:rFonts w:ascii="Arial" w:eastAsia="Arial" w:hAnsi="Arial" w:cs="Arial"/>
-          <w:color w:val="000000" w:themeColor="text1"/>
-        </w:rPr>
-        <w:t>Ke</w:t>
-      </w:r>
-      <w:proofErr w:type="spellEnd"/>
-      <w:r>
-        <w:rPr>
-          <w:rFonts w:ascii="Arial" w:eastAsia="Arial" w:hAnsi="Arial" w:cs="Arial"/>
-          <w:color w:val="000000" w:themeColor="text1"/>
-        </w:rPr>
-        <w:t>y engineering risks:</w:t>
+        <w:t xml:space="preserve"> chunking. PAMAP2 preprocessing is also performed per-subject to avoid loading all 9 subjects into memory simultaneously. Estimated runtime: ~50 minutes excluding downloads. Key engineering risks:</w:t>
       </w:r>
     </w:p>
     <w:p>
@@ -1002,6 +1152,7 @@
           <w:rFonts w:ascii="Arial" w:hAnsi="Arial" w:cs="Arial"/>
           <w:color w:val="000000" w:themeColor="text1"/>
         </w:rPr>
+        <w:lastRenderedPageBreak/>
         <w:t>WISDM watch accelerometer and gyroscope files are merged by index alignment after sorting by timestamp. Only .txt raw files are used; .</w:t>
       </w:r>
       <w:proofErr w:type="spellStart"/>
@@ -1020,6 +1171,694 @@
         </w:rPr>
         <w:t xml:space="preserve"> files are excluded.</w:t>
       </w:r>
+    </w:p>
+    <w:p>
+      <w:pPr>
+        <w:spacing w:before="30" w:after="30"/>
+        <w:jc w:val="both"/>
+        <w:rPr>
+          <w:rFonts w:ascii="Arial" w:hAnsi="Arial" w:cs="Arial"/>
+          <w:color w:val="000000" w:themeColor="text1"/>
+        </w:rPr>
+      </w:pPr>
+    </w:p>
+    <w:p>
+      <w:pPr>
+        <w:spacing w:before="30" w:after="30"/>
+        <w:jc w:val="both"/>
+        <w:rPr>
+          <w:rFonts w:ascii="Arial" w:hAnsi="Arial" w:cs="Arial"/>
+          <w:color w:val="000000" w:themeColor="text1"/>
+        </w:rPr>
+      </w:pPr>
+    </w:p>
+    <w:p>
+      <w:pPr>
+        <w:spacing w:before="30" w:after="30"/>
+        <w:jc w:val="both"/>
+        <w:rPr>
+          <w:rFonts w:ascii="Arial" w:hAnsi="Arial" w:cs="Arial"/>
+          <w:color w:val="000000" w:themeColor="text1"/>
+        </w:rPr>
+      </w:pPr>
+      <w:r>
+        <w:rPr>
+          <w:rFonts w:ascii="Arial" w:hAnsi="Arial" w:cs="Arial"/>
+          <w:color w:val="000000" w:themeColor="text1"/>
+        </w:rPr>
+        <w:t>References:</w:t>
+      </w:r>
+    </w:p>
+    <w:p>
+      <w:pPr>
+        <w:spacing w:before="30" w:after="30"/>
+        <w:jc w:val="both"/>
+        <w:rPr>
+          <w:rFonts w:ascii="Arial" w:hAnsi="Arial" w:cs="Arial"/>
+          <w:color w:val="000000" w:themeColor="text1"/>
+        </w:rPr>
+      </w:pPr>
+      <w:r>
+        <w:rPr>
+          <w:rFonts w:ascii="Arial" w:hAnsi="Arial" w:cs="Arial"/>
+          <w:color w:val="000000" w:themeColor="text1"/>
+        </w:rPr>
+        <w:t>Al-</w:t>
+      </w:r>
+      <w:proofErr w:type="spellStart"/>
+      <w:r>
+        <w:rPr>
+          <w:rFonts w:ascii="Arial" w:hAnsi="Arial" w:cs="Arial"/>
+          <w:color w:val="000000" w:themeColor="text1"/>
+        </w:rPr>
+        <w:t>Zaiti</w:t>
+      </w:r>
+      <w:proofErr w:type="spellEnd"/>
+      <w:r>
+        <w:rPr>
+          <w:rFonts w:ascii="Arial" w:hAnsi="Arial" w:cs="Arial"/>
+          <w:color w:val="000000" w:themeColor="text1"/>
+        </w:rPr>
+        <w:t xml:space="preserve">, S.S., Martin-Gill, C., </w:t>
+      </w:r>
+      <w:proofErr w:type="spellStart"/>
+      <w:r>
+        <w:rPr>
+          <w:rFonts w:ascii="Arial" w:hAnsi="Arial" w:cs="Arial"/>
+          <w:color w:val="000000" w:themeColor="text1"/>
+        </w:rPr>
+        <w:t>Zègre-Hemsey</w:t>
+      </w:r>
+      <w:proofErr w:type="spellEnd"/>
+      <w:r>
+        <w:rPr>
+          <w:rFonts w:ascii="Arial" w:hAnsi="Arial" w:cs="Arial"/>
+          <w:color w:val="000000" w:themeColor="text1"/>
+        </w:rPr>
+        <w:t xml:space="preserve">, J.K., Bouzid, Z., </w:t>
+      </w:r>
+      <w:proofErr w:type="spellStart"/>
+      <w:r>
+        <w:rPr>
+          <w:rFonts w:ascii="Arial" w:hAnsi="Arial" w:cs="Arial"/>
+          <w:color w:val="000000" w:themeColor="text1"/>
+        </w:rPr>
+        <w:t>Faramand</w:t>
+      </w:r>
+      <w:proofErr w:type="spellEnd"/>
+      <w:r>
+        <w:rPr>
+          <w:rFonts w:ascii="Arial" w:hAnsi="Arial" w:cs="Arial"/>
+          <w:color w:val="000000" w:themeColor="text1"/>
+        </w:rPr>
+        <w:t xml:space="preserve">, Z., </w:t>
+      </w:r>
+      <w:proofErr w:type="spellStart"/>
+      <w:r>
+        <w:rPr>
+          <w:rFonts w:ascii="Arial" w:hAnsi="Arial" w:cs="Arial"/>
+          <w:color w:val="000000" w:themeColor="text1"/>
+        </w:rPr>
+        <w:t>Alrawashdeh</w:t>
+      </w:r>
+      <w:proofErr w:type="spellEnd"/>
+      <w:r>
+        <w:rPr>
+          <w:rFonts w:ascii="Arial" w:hAnsi="Arial" w:cs="Arial"/>
+          <w:color w:val="000000" w:themeColor="text1"/>
+        </w:rPr>
+        <w:t xml:space="preserve">, M.O., Gregg, R.E., Helman, S., Riek, N.T., Kraevsky-Phillips, K., Clermont, G., </w:t>
+      </w:r>
+      <w:proofErr w:type="spellStart"/>
+      <w:r>
+        <w:rPr>
+          <w:rFonts w:ascii="Arial" w:hAnsi="Arial" w:cs="Arial"/>
+          <w:color w:val="000000" w:themeColor="text1"/>
+        </w:rPr>
+        <w:t>Akcakaya</w:t>
+      </w:r>
+      <w:proofErr w:type="spellEnd"/>
+      <w:r>
+        <w:rPr>
+          <w:rFonts w:ascii="Arial" w:hAnsi="Arial" w:cs="Arial"/>
+          <w:color w:val="000000" w:themeColor="text1"/>
+        </w:rPr>
+        <w:t>, M., Sereika, S.M., Van Dam, P., Smith, S.W., Birnbaum, Y., Saba, S., Sejdic, E. and Callaway, C.W. (2023). Machine learning for ECG diagnosis and risk stratification of occlusion myocardial infarction. </w:t>
+      </w:r>
+      <w:r>
+        <w:rPr>
+          <w:rFonts w:ascii="Arial" w:hAnsi="Arial" w:cs="Arial"/>
+          <w:i/>
+          <w:iCs/>
+          <w:color w:val="000000" w:themeColor="text1"/>
+        </w:rPr>
+        <w:t>Nature Medicine</w:t>
+      </w:r>
+      <w:r>
+        <w:rPr>
+          <w:rFonts w:ascii="Arial" w:hAnsi="Arial" w:cs="Arial"/>
+          <w:color w:val="000000" w:themeColor="text1"/>
+        </w:rPr>
+        <w:t xml:space="preserve">, [online] 29, pp.1–10. </w:t>
+      </w:r>
+      <w:proofErr w:type="spellStart"/>
+      <w:proofErr w:type="gramStart"/>
+      <w:r>
+        <w:rPr>
+          <w:rFonts w:ascii="Arial" w:hAnsi="Arial" w:cs="Arial"/>
+          <w:color w:val="000000" w:themeColor="text1"/>
+        </w:rPr>
+        <w:t>doi:https</w:t>
+      </w:r>
+      <w:proofErr w:type="spellEnd"/>
+      <w:r>
+        <w:rPr>
+          <w:rFonts w:ascii="Arial" w:hAnsi="Arial" w:cs="Arial"/>
+          <w:color w:val="000000" w:themeColor="text1"/>
+        </w:rPr>
+        <w:t>://doi.org/10.1038/s41591-023-02396-3</w:t>
+      </w:r>
+      <w:proofErr w:type="gramEnd"/>
+      <w:r>
+        <w:rPr>
+          <w:rFonts w:ascii="Arial" w:hAnsi="Arial" w:cs="Arial"/>
+          <w:color w:val="000000" w:themeColor="text1"/>
+        </w:rPr>
+        <w:t>.</w:t>
+      </w:r>
+    </w:p>
+    <w:p>
+      <w:pPr>
+        <w:spacing w:before="30" w:after="30"/>
+        <w:jc w:val="both"/>
+        <w:rPr>
+          <w:rFonts w:ascii="Arial" w:hAnsi="Arial" w:cs="Arial"/>
+          <w:color w:val="000000" w:themeColor="text1"/>
+        </w:rPr>
+      </w:pPr>
+    </w:p>
+    <w:p>
+      <w:pPr>
+        <w:spacing w:before="30" w:after="30"/>
+        <w:jc w:val="both"/>
+        <w:rPr>
+          <w:rFonts w:ascii="Arial" w:hAnsi="Arial" w:cs="Arial"/>
+          <w:color w:val="000000" w:themeColor="text1"/>
+        </w:rPr>
+      </w:pPr>
+      <w:r>
+        <w:rPr>
+          <w:rFonts w:ascii="Arial" w:hAnsi="Arial" w:cs="Arial"/>
+          <w:color w:val="000000" w:themeColor="text1"/>
+        </w:rPr>
+        <w:t>Kwon, O., Jeong, J., Kim, H.B., Kwon, I.H., Park, S.Y., Kim, J.E. and Choi, Y. (2018). Electrocardiogram Sampling Frequency Range Acceptable for Heart Rate Variability Analysis. </w:t>
+      </w:r>
+      <w:r>
+        <w:rPr>
+          <w:rFonts w:ascii="Arial" w:hAnsi="Arial" w:cs="Arial"/>
+          <w:i/>
+          <w:iCs/>
+          <w:color w:val="000000" w:themeColor="text1"/>
+        </w:rPr>
+        <w:t>Healthcare Informatics Research</w:t>
+      </w:r>
+      <w:r>
+        <w:rPr>
+          <w:rFonts w:ascii="Arial" w:hAnsi="Arial" w:cs="Arial"/>
+          <w:color w:val="000000" w:themeColor="text1"/>
+        </w:rPr>
+        <w:t xml:space="preserve">, [online] 24(3), p.198. </w:t>
+      </w:r>
+      <w:proofErr w:type="spellStart"/>
+      <w:proofErr w:type="gramStart"/>
+      <w:r>
+        <w:rPr>
+          <w:rFonts w:ascii="Arial" w:hAnsi="Arial" w:cs="Arial"/>
+          <w:color w:val="000000" w:themeColor="text1"/>
+        </w:rPr>
+        <w:t>doi:https</w:t>
+      </w:r>
+      <w:proofErr w:type="spellEnd"/>
+      <w:r>
+        <w:rPr>
+          <w:rFonts w:ascii="Arial" w:hAnsi="Arial" w:cs="Arial"/>
+          <w:color w:val="000000" w:themeColor="text1"/>
+        </w:rPr>
+        <w:t>://doi.org/10.4258/hir.2018.24.3.198</w:t>
+      </w:r>
+      <w:proofErr w:type="gramEnd"/>
+      <w:r>
+        <w:rPr>
+          <w:rFonts w:ascii="Arial" w:hAnsi="Arial" w:cs="Arial"/>
+          <w:color w:val="000000" w:themeColor="text1"/>
+        </w:rPr>
+        <w:t>.</w:t>
+      </w:r>
+    </w:p>
+    <w:p>
+      <w:pPr>
+        <w:spacing w:before="30" w:after="30"/>
+        <w:jc w:val="both"/>
+        <w:rPr>
+          <w:rFonts w:ascii="Arial" w:hAnsi="Arial" w:cs="Arial"/>
+          <w:color w:val="000000" w:themeColor="text1"/>
+        </w:rPr>
+      </w:pPr>
+    </w:p>
+    <w:p>
+      <w:pPr>
+        <w:spacing w:before="30" w:after="30"/>
+        <w:jc w:val="both"/>
+        <w:rPr>
+          <w:rFonts w:ascii="Arial" w:hAnsi="Arial" w:cs="Arial"/>
+          <w:color w:val="000000" w:themeColor="text1"/>
+        </w:rPr>
+      </w:pPr>
+      <w:r>
+        <w:rPr>
+          <w:rFonts w:ascii="Arial" w:hAnsi="Arial" w:cs="Arial"/>
+          <w:color w:val="000000" w:themeColor="text1"/>
+        </w:rPr>
+        <w:t xml:space="preserve">Ludwig, K.A., Miriani, R.M., Langhals, N.B., Joseph, M.D., Anderson, D.J. and Kipke, D.R. (2009). Using a Common Average Reference to Improve Cortical Neuron Recordings </w:t>
+      </w:r>
+      <w:proofErr w:type="gramStart"/>
+      <w:r>
+        <w:rPr>
+          <w:rFonts w:ascii="Arial" w:hAnsi="Arial" w:cs="Arial"/>
+          <w:color w:val="000000" w:themeColor="text1"/>
+        </w:rPr>
+        <w:t>From</w:t>
+      </w:r>
+      <w:proofErr w:type="gramEnd"/>
+      <w:r>
+        <w:rPr>
+          <w:rFonts w:ascii="Arial" w:hAnsi="Arial" w:cs="Arial"/>
+          <w:color w:val="000000" w:themeColor="text1"/>
+        </w:rPr>
+        <w:t xml:space="preserve"> Microelectrode Arrays. </w:t>
+      </w:r>
+      <w:r>
+        <w:rPr>
+          <w:rFonts w:ascii="Arial" w:hAnsi="Arial" w:cs="Arial"/>
+          <w:i/>
+          <w:iCs/>
+          <w:color w:val="000000" w:themeColor="text1"/>
+        </w:rPr>
+        <w:t>Journal of Neurophysiology</w:t>
+      </w:r>
+      <w:r>
+        <w:rPr>
+          <w:rFonts w:ascii="Arial" w:hAnsi="Arial" w:cs="Arial"/>
+          <w:color w:val="000000" w:themeColor="text1"/>
+        </w:rPr>
+        <w:t xml:space="preserve">, 101(3), pp.1679–1689. </w:t>
+      </w:r>
+      <w:proofErr w:type="spellStart"/>
+      <w:proofErr w:type="gramStart"/>
+      <w:r>
+        <w:rPr>
+          <w:rFonts w:ascii="Arial" w:hAnsi="Arial" w:cs="Arial"/>
+          <w:color w:val="000000" w:themeColor="text1"/>
+        </w:rPr>
+        <w:t>doi:https</w:t>
+      </w:r>
+      <w:proofErr w:type="spellEnd"/>
+      <w:r>
+        <w:rPr>
+          <w:rFonts w:ascii="Arial" w:hAnsi="Arial" w:cs="Arial"/>
+          <w:color w:val="000000" w:themeColor="text1"/>
+        </w:rPr>
+        <w:t>://doi.org/10.1152/jn.90989.2008</w:t>
+      </w:r>
+      <w:proofErr w:type="gramEnd"/>
+      <w:r>
+        <w:rPr>
+          <w:rFonts w:ascii="Arial" w:hAnsi="Arial" w:cs="Arial"/>
+          <w:color w:val="000000" w:themeColor="text1"/>
+        </w:rPr>
+        <w:t>.</w:t>
+      </w:r>
+    </w:p>
+    <w:p>
+      <w:pPr>
+        <w:spacing w:before="30" w:after="30"/>
+        <w:jc w:val="both"/>
+        <w:rPr>
+          <w:rFonts w:ascii="Arial" w:hAnsi="Arial" w:cs="Arial"/>
+          <w:color w:val="000000" w:themeColor="text1"/>
+        </w:rPr>
+      </w:pPr>
+    </w:p>
+    <w:p>
+      <w:pPr>
+        <w:spacing w:before="30" w:after="30"/>
+        <w:jc w:val="both"/>
+        <w:rPr>
+          <w:rFonts w:ascii="Arial" w:hAnsi="Arial" w:cs="Arial"/>
+          <w:color w:val="000000" w:themeColor="text1"/>
+        </w:rPr>
+      </w:pPr>
+      <w:r>
+        <w:rPr>
+          <w:rFonts w:ascii="Arial" w:hAnsi="Arial" w:cs="Arial"/>
+          <w:color w:val="000000" w:themeColor="text1"/>
+        </w:rPr>
+        <w:t>Luo, Y., Hargraves, R.H., Belle, A., Bai, O., Qi, X., Ward, K.R., Pfaffenberger, M.P. and Najarian, K. (2013). A Hierarchical Method for Removal of Baseline Drift from Biomedical Signals: Application in ECG Analysis. </w:t>
+      </w:r>
+      <w:r>
+        <w:rPr>
+          <w:rFonts w:ascii="Arial" w:hAnsi="Arial" w:cs="Arial"/>
+          <w:i/>
+          <w:iCs/>
+          <w:color w:val="000000" w:themeColor="text1"/>
+        </w:rPr>
+        <w:t>The Scientific World Journal</w:t>
+      </w:r>
+      <w:r>
+        <w:rPr>
+          <w:rFonts w:ascii="Arial" w:hAnsi="Arial" w:cs="Arial"/>
+          <w:color w:val="000000" w:themeColor="text1"/>
+        </w:rPr>
+        <w:t xml:space="preserve">, [online] 2013, p.e896056. </w:t>
+      </w:r>
+      <w:proofErr w:type="spellStart"/>
+      <w:proofErr w:type="gramStart"/>
+      <w:r>
+        <w:rPr>
+          <w:rFonts w:ascii="Arial" w:hAnsi="Arial" w:cs="Arial"/>
+          <w:color w:val="000000" w:themeColor="text1"/>
+        </w:rPr>
+        <w:t>doi:https</w:t>
+      </w:r>
+      <w:proofErr w:type="spellEnd"/>
+      <w:r>
+        <w:rPr>
+          <w:rFonts w:ascii="Arial" w:hAnsi="Arial" w:cs="Arial"/>
+          <w:color w:val="000000" w:themeColor="text1"/>
+        </w:rPr>
+        <w:t>://doi.org/10.1155/2013/896056</w:t>
+      </w:r>
+      <w:proofErr w:type="gramEnd"/>
+      <w:r>
+        <w:rPr>
+          <w:rFonts w:ascii="Arial" w:hAnsi="Arial" w:cs="Arial"/>
+          <w:color w:val="000000" w:themeColor="text1"/>
+        </w:rPr>
+        <w:t>.</w:t>
+      </w:r>
+    </w:p>
+    <w:p>
+      <w:pPr>
+        <w:spacing w:before="30" w:after="30"/>
+        <w:jc w:val="both"/>
+        <w:rPr>
+          <w:rFonts w:ascii="Arial" w:hAnsi="Arial" w:cs="Arial"/>
+          <w:color w:val="000000" w:themeColor="text1"/>
+        </w:rPr>
+      </w:pPr>
+    </w:p>
+    <w:p>
+      <w:pPr>
+        <w:spacing w:before="30" w:after="30"/>
+        <w:jc w:val="both"/>
+        <w:rPr>
+          <w:rFonts w:ascii="Arial" w:hAnsi="Arial" w:cs="Arial"/>
+          <w:color w:val="000000" w:themeColor="text1"/>
+        </w:rPr>
+      </w:pPr>
+      <w:r>
+        <w:rPr>
+          <w:rFonts w:ascii="Arial" w:hAnsi="Arial" w:cs="Arial"/>
+          <w:color w:val="000000" w:themeColor="text1"/>
+        </w:rPr>
+        <w:t>Lyu, R. (2026). Deep learning approaches for EEG-based healthcare applications: a comprehensive review. </w:t>
+      </w:r>
+      <w:r>
+        <w:rPr>
+          <w:rFonts w:ascii="Arial" w:hAnsi="Arial" w:cs="Arial"/>
+          <w:i/>
+          <w:iCs/>
+          <w:color w:val="000000" w:themeColor="text1"/>
+        </w:rPr>
+        <w:t>Frontiers in Human Neuroscience</w:t>
+      </w:r>
+      <w:r>
+        <w:rPr>
+          <w:rFonts w:ascii="Arial" w:hAnsi="Arial" w:cs="Arial"/>
+          <w:color w:val="000000" w:themeColor="text1"/>
+        </w:rPr>
+        <w:t xml:space="preserve">, 19. </w:t>
+      </w:r>
+      <w:proofErr w:type="spellStart"/>
+      <w:proofErr w:type="gramStart"/>
+      <w:r>
+        <w:rPr>
+          <w:rFonts w:ascii="Arial" w:hAnsi="Arial" w:cs="Arial"/>
+          <w:color w:val="000000" w:themeColor="text1"/>
+        </w:rPr>
+        <w:t>doi:https</w:t>
+      </w:r>
+      <w:proofErr w:type="spellEnd"/>
+      <w:r>
+        <w:rPr>
+          <w:rFonts w:ascii="Arial" w:hAnsi="Arial" w:cs="Arial"/>
+          <w:color w:val="000000" w:themeColor="text1"/>
+        </w:rPr>
+        <w:t>://doi.org/10.3389/fnhum.2025.1689073</w:t>
+      </w:r>
+      <w:proofErr w:type="gramEnd"/>
+      <w:r>
+        <w:rPr>
+          <w:rFonts w:ascii="Arial" w:hAnsi="Arial" w:cs="Arial"/>
+          <w:color w:val="000000" w:themeColor="text1"/>
+        </w:rPr>
+        <w:t>.</w:t>
+      </w:r>
+    </w:p>
+    <w:p>
+      <w:pPr>
+        <w:spacing w:before="30" w:after="30"/>
+        <w:jc w:val="both"/>
+        <w:rPr>
+          <w:rFonts w:ascii="Arial" w:hAnsi="Arial" w:cs="Arial"/>
+          <w:color w:val="000000" w:themeColor="text1"/>
+        </w:rPr>
+      </w:pPr>
+    </w:p>
+    <w:p>
+      <w:pPr>
+        <w:spacing w:before="30" w:after="30"/>
+        <w:jc w:val="both"/>
+        <w:rPr>
+          <w:rFonts w:ascii="Arial" w:hAnsi="Arial" w:cs="Arial"/>
+          <w:color w:val="000000" w:themeColor="text1"/>
+        </w:rPr>
+      </w:pPr>
+      <w:proofErr w:type="spellStart"/>
+      <w:r>
+        <w:rPr>
+          <w:rFonts w:ascii="Arial" w:hAnsi="Arial" w:cs="Arial"/>
+          <w:color w:val="000000" w:themeColor="text1"/>
+        </w:rPr>
+        <w:t>Mne.tools</w:t>
+      </w:r>
+      <w:proofErr w:type="spellEnd"/>
+      <w:r>
+        <w:rPr>
+          <w:rFonts w:ascii="Arial" w:hAnsi="Arial" w:cs="Arial"/>
+          <w:color w:val="000000" w:themeColor="text1"/>
+        </w:rPr>
+        <w:t>. (2025). </w:t>
+      </w:r>
+      <w:r>
+        <w:rPr>
+          <w:rFonts w:ascii="Arial" w:hAnsi="Arial" w:cs="Arial"/>
+          <w:i/>
+          <w:iCs/>
+          <w:color w:val="000000" w:themeColor="text1"/>
+        </w:rPr>
+        <w:t>Filtering and resampling data — MNE 1.11.0 documentation</w:t>
+      </w:r>
+      <w:r>
+        <w:rPr>
+          <w:rFonts w:ascii="Arial" w:hAnsi="Arial" w:cs="Arial"/>
+          <w:color w:val="000000" w:themeColor="text1"/>
+        </w:rPr>
+        <w:t xml:space="preserve">. [online] Available at: </w:t>
+      </w:r>
+      <w:hyperlink r:id="rId5" w:history="1">
+        <w:r>
+          <w:rPr>
+            <w:rStyle w:val="Hyperlink"/>
+            <w:rFonts w:ascii="Arial" w:hAnsi="Arial" w:cs="Arial"/>
+          </w:rPr>
+          <w:t>https://mne.tools/stable/auto_tutorials/preprocessing/30_filtering_resampling.html</w:t>
+        </w:r>
+      </w:hyperlink>
+      <w:r>
+        <w:rPr>
+          <w:rFonts w:ascii="Arial" w:hAnsi="Arial" w:cs="Arial"/>
+          <w:color w:val="000000" w:themeColor="text1"/>
+        </w:rPr>
+        <w:t>.</w:t>
+      </w:r>
+    </w:p>
+    <w:p>
+      <w:pPr>
+        <w:spacing w:before="30" w:after="30"/>
+        <w:jc w:val="both"/>
+        <w:rPr>
+          <w:rFonts w:ascii="Arial" w:hAnsi="Arial" w:cs="Arial"/>
+          <w:color w:val="000000" w:themeColor="text1"/>
+        </w:rPr>
+      </w:pPr>
+    </w:p>
+    <w:p>
+      <w:pPr>
+        <w:spacing w:before="30" w:after="30"/>
+        <w:jc w:val="both"/>
+        <w:rPr>
+          <w:rFonts w:ascii="Arial" w:hAnsi="Arial" w:cs="Arial"/>
+          <w:color w:val="000000" w:themeColor="text1"/>
+        </w:rPr>
+      </w:pPr>
+      <w:r>
+        <w:rPr>
+          <w:rFonts w:ascii="Arial" w:hAnsi="Arial" w:cs="Arial"/>
+          <w:color w:val="000000" w:themeColor="text1"/>
+        </w:rPr>
+        <w:t>Nagima Abdrasulova, Aleksanyan, M., Kim, M.J., Ahn, J.M., Nagima Abdrasulova, Aleksanyan, M., Kim, M.J. and Ahn, J.M. (2025). Butterworth Filtering at 500 Hz Optimizes PPG-Based Heart Rate Variability Analysis for Wearable Devices: A Comparative Study. </w:t>
+      </w:r>
+      <w:r>
+        <w:rPr>
+          <w:rFonts w:ascii="Arial" w:hAnsi="Arial" w:cs="Arial"/>
+          <w:i/>
+          <w:iCs/>
+          <w:color w:val="000000" w:themeColor="text1"/>
+        </w:rPr>
+        <w:t>Sensors</w:t>
+      </w:r>
+      <w:r>
+        <w:rPr>
+          <w:rFonts w:ascii="Arial" w:hAnsi="Arial" w:cs="Arial"/>
+          <w:color w:val="000000" w:themeColor="text1"/>
+        </w:rPr>
+        <w:t xml:space="preserve">, [online] 25(22), pp.7091–7091. </w:t>
+      </w:r>
+      <w:proofErr w:type="spellStart"/>
+      <w:proofErr w:type="gramStart"/>
+      <w:r>
+        <w:rPr>
+          <w:rFonts w:ascii="Arial" w:hAnsi="Arial" w:cs="Arial"/>
+          <w:color w:val="000000" w:themeColor="text1"/>
+        </w:rPr>
+        <w:t>doi:https</w:t>
+      </w:r>
+      <w:proofErr w:type="spellEnd"/>
+      <w:r>
+        <w:rPr>
+          <w:rFonts w:ascii="Arial" w:hAnsi="Arial" w:cs="Arial"/>
+          <w:color w:val="000000" w:themeColor="text1"/>
+        </w:rPr>
+        <w:t>://doi.org/10.3390/s25227091</w:t>
+      </w:r>
+      <w:proofErr w:type="gramEnd"/>
+      <w:r>
+        <w:rPr>
+          <w:rFonts w:ascii="Arial" w:hAnsi="Arial" w:cs="Arial"/>
+          <w:color w:val="000000" w:themeColor="text1"/>
+        </w:rPr>
+        <w:t>.</w:t>
+      </w:r>
+    </w:p>
+    <w:p>
+      <w:pPr>
+        <w:spacing w:before="30" w:after="30"/>
+        <w:jc w:val="both"/>
+        <w:rPr>
+          <w:rFonts w:ascii="Arial" w:hAnsi="Arial" w:cs="Arial"/>
+          <w:color w:val="000000" w:themeColor="text1"/>
+        </w:rPr>
+      </w:pPr>
+    </w:p>
+    <w:p>
+      <w:pPr>
+        <w:spacing w:before="30" w:after="30"/>
+        <w:jc w:val="both"/>
+        <w:rPr>
+          <w:rFonts w:ascii="Arial" w:hAnsi="Arial" w:cs="Arial"/>
+          <w:color w:val="000000" w:themeColor="text1"/>
+        </w:rPr>
+      </w:pPr>
+      <w:r>
+        <w:rPr>
+          <w:rFonts w:ascii="Arial" w:hAnsi="Arial" w:cs="Arial"/>
+          <w:color w:val="000000" w:themeColor="text1"/>
+        </w:rPr>
+        <w:t>Zhou, X. and Zhang, Y. (2013). A hybrid approach to the simultaneous eliminating of power-line interference and associated ringing artifacts in electrocardiograms. </w:t>
+      </w:r>
+      <w:proofErr w:type="spellStart"/>
+      <w:r>
+        <w:rPr>
+          <w:rFonts w:ascii="Arial" w:hAnsi="Arial" w:cs="Arial"/>
+          <w:i/>
+          <w:iCs/>
+          <w:color w:val="000000" w:themeColor="text1"/>
+        </w:rPr>
+        <w:t>BioMedical</w:t>
+      </w:r>
+      <w:proofErr w:type="spellEnd"/>
+      <w:r>
+        <w:rPr>
+          <w:rFonts w:ascii="Arial" w:hAnsi="Arial" w:cs="Arial"/>
+          <w:i/>
+          <w:iCs/>
+          <w:color w:val="000000" w:themeColor="text1"/>
+        </w:rPr>
+        <w:t xml:space="preserve"> engineering online</w:t>
+      </w:r>
+      <w:r>
+        <w:rPr>
+          <w:rFonts w:ascii="Arial" w:hAnsi="Arial" w:cs="Arial"/>
+          <w:color w:val="000000" w:themeColor="text1"/>
+        </w:rPr>
+        <w:t xml:space="preserve">, 12(1), pp.42–42. </w:t>
+      </w:r>
+      <w:proofErr w:type="spellStart"/>
+      <w:proofErr w:type="gramStart"/>
+      <w:r>
+        <w:rPr>
+          <w:rFonts w:ascii="Arial" w:hAnsi="Arial" w:cs="Arial"/>
+          <w:color w:val="000000" w:themeColor="text1"/>
+        </w:rPr>
+        <w:t>doi:https</w:t>
+      </w:r>
+      <w:proofErr w:type="spellEnd"/>
+      <w:r>
+        <w:rPr>
+          <w:rFonts w:ascii="Arial" w:hAnsi="Arial" w:cs="Arial"/>
+          <w:color w:val="000000" w:themeColor="text1"/>
+        </w:rPr>
+        <w:t>://doi.org/10.1186/1475-925x-12-42</w:t>
+      </w:r>
+      <w:proofErr w:type="gramEnd"/>
+      <w:r>
+        <w:rPr>
+          <w:rFonts w:ascii="Arial" w:hAnsi="Arial" w:cs="Arial"/>
+          <w:color w:val="000000" w:themeColor="text1"/>
+        </w:rPr>
+        <w:t>.</w:t>
+      </w:r>
+    </w:p>
+    <w:p>
+      <w:pPr>
+        <w:spacing w:before="30" w:after="30"/>
+        <w:jc w:val="both"/>
+        <w:rPr>
+          <w:rFonts w:ascii="Arial" w:hAnsi="Arial" w:cs="Arial"/>
+          <w:color w:val="000000" w:themeColor="text1"/>
+        </w:rPr>
+      </w:pPr>
     </w:p>
     <w:sectPr>
       <w:pgSz w:w="12240" w:h="15840"/>
@@ -1775,6 +2614,18 @@
       <w:szCs w:val="20"/>
     </w:rPr>
   </w:style>
+  <w:style w:type="character" w:styleId="UnresolvedMention">
+    <w:name w:val="Unresolved Mention"/>
+    <w:basedOn w:val="DefaultParagraphFont"/>
+    <w:uiPriority w:val="99"/>
+    <w:semiHidden/>
+    <w:unhideWhenUsed/>
+    <w:rsid w:val="000447E1"/>
+    <w:rPr>
+      <w:color w:val="605E5C"/>
+      <w:shd w:val="clear" w:color="auto" w:fill="E1DFDD"/>
+    </w:rPr>
+  </w:style>
 </w:styles>
 </file>
 

--- a/Preprocessing_plan.docx
+++ b/Preprocessing_plan.docx
@@ -392,23 +392,7 @@
           <w:rFonts w:ascii="Arial" w:hAnsi="Arial" w:cs="Arial"/>
           <w:color w:val="000000" w:themeColor="text1"/>
         </w:rPr>
-        <w:t xml:space="preserve"> from 100 Hz to 20 Hz using a 4th-order Butterworth low-pass filter with a 10 Hz cutoff (the Nyquist frequency for 20 Hz) applied before decimation by factor 5 (Nagima </w:t>
-      </w:r>
-      <w:proofErr w:type="spellStart"/>
-      <w:r>
-        <w:rPr>
-          <w:rFonts w:ascii="Arial" w:hAnsi="Arial" w:cs="Arial"/>
-          <w:color w:val="000000" w:themeColor="text1"/>
-        </w:rPr>
-        <w:t>Abdrasulova</w:t>
-      </w:r>
-      <w:proofErr w:type="spellEnd"/>
-      <w:r>
-        <w:rPr>
-          <w:rFonts w:ascii="Arial" w:hAnsi="Arial" w:cs="Arial"/>
-          <w:color w:val="000000" w:themeColor="text1"/>
-        </w:rPr>
-        <w:t xml:space="preserve"> et al., 2025) to prevent aliasing. </w:t>
+        <w:t xml:space="preserve"> from 100 Hz to 20 Hz using a 4th-order Butterworth low-pass filter with a 10 Hz cutoff (the Nyquist frequency for 20 Hz) applied (Nagima Abdrasulova et al., 2025) to prevent aliasing. </w:t>
       </w:r>
       <w:proofErr w:type="spellStart"/>
       <w:r>
@@ -551,21 +535,21 @@
     </w:p>
     <w:p>
       <w:pPr>
-        <w:spacing w:before="160" w:after="80"/>
-        <w:jc w:val="both"/>
-        <w:rPr>
-          <w:rFonts w:ascii="Arial" w:hAnsi="Arial" w:cs="Arial"/>
-          <w:color w:val="000000" w:themeColor="text1"/>
-        </w:rPr>
-      </w:pPr>
-      <w:r>
-        <w:rPr>
-          <w:rFonts w:ascii="Arial" w:eastAsia="Arial" w:hAnsi="Arial" w:cs="Arial"/>
+        <w:spacing w:before="40" w:after="40"/>
+        <w:jc w:val="both"/>
+        <w:rPr>
+          <w:rFonts w:ascii="Arial" w:hAnsi="Arial" w:cs="Arial"/>
+          <w:color w:val="000000" w:themeColor="text1"/>
+        </w:rPr>
+      </w:pPr>
+      <w:r>
+        <w:rPr>
+          <w:rFonts w:ascii="Arial" w:hAnsi="Arial" w:cs="Arial"/>
           <w:b/>
           <w:bCs/>
           <w:color w:val="000000" w:themeColor="text1"/>
         </w:rPr>
-        <w:t>3. EEG: EEGMMIDB</w:t>
+        <w:t>2b. mHealth (Bonus HAR Dataset)</w:t>
       </w:r>
     </w:p>
     <w:p>
@@ -579,166 +563,180 @@
       </w:pPr>
       <w:r>
         <w:rPr>
-          <w:rFonts w:ascii="Arial" w:eastAsia="Arial" w:hAnsi="Arial" w:cs="Arial"/>
-          <w:color w:val="000000" w:themeColor="text1"/>
-        </w:rPr>
-        <w:t>Only runs 4, 8, and 12 are used</w:t>
-      </w:r>
-      <w:r>
-        <w:rPr>
-          <w:rFonts w:ascii="Arial" w:eastAsia="Arial" w:hAnsi="Arial" w:cs="Arial"/>
-          <w:color w:val="000000" w:themeColor="text1"/>
-        </w:rPr>
-        <w:t>. T</w:t>
-      </w:r>
-      <w:r>
-        <w:rPr>
-          <w:rFonts w:ascii="Arial" w:eastAsia="Arial" w:hAnsi="Arial" w:cs="Arial"/>
-          <w:color w:val="000000" w:themeColor="text1"/>
-        </w:rPr>
-        <w:t>he motor imagery runs provid</w:t>
-      </w:r>
-      <w:r>
-        <w:rPr>
-          <w:rFonts w:ascii="Arial" w:eastAsia="Arial" w:hAnsi="Arial" w:cs="Arial"/>
-          <w:color w:val="000000" w:themeColor="text1"/>
-        </w:rPr>
-        <w:t>e</w:t>
-      </w:r>
-      <w:r>
-        <w:rPr>
-          <w:rFonts w:ascii="Arial" w:eastAsia="Arial" w:hAnsi="Arial" w:cs="Arial"/>
-          <w:color w:val="000000" w:themeColor="text1"/>
-        </w:rPr>
-        <w:t xml:space="preserve"> a consistent left-fist (T1) vs right-fist (T2) setting. T0 rest windows are excluded. The native 160 Hz rate is retained as motor imagery signals contain relevant content up to ~40 Hz and </w:t>
-      </w:r>
-      <w:r>
-        <w:rPr>
-          <w:rFonts w:ascii="Arial" w:eastAsia="Arial" w:hAnsi="Arial" w:cs="Arial"/>
-          <w:color w:val="000000" w:themeColor="text1"/>
-        </w:rPr>
-        <w:t xml:space="preserve">resampling can reduce the temporal precision and introduce artefacts </w:t>
-      </w:r>
-      <w:r>
-        <w:rPr>
-          <w:rFonts w:ascii="Arial" w:eastAsia="Arial" w:hAnsi="Arial" w:cs="Arial"/>
+          <w:rFonts w:ascii="Arial" w:hAnsi="Arial" w:cs="Arial"/>
+          <w:color w:val="000000" w:themeColor="text1"/>
+        </w:rPr>
+        <w:t>mHealth is included as a third HAR source. Right wrist IMU data is extracted from columns 15-20 (</w:t>
+      </w:r>
+      <w:proofErr w:type="spellStart"/>
+      <w:r>
+        <w:rPr>
+          <w:rFonts w:ascii="Arial" w:hAnsi="Arial" w:cs="Arial"/>
+          <w:color w:val="000000" w:themeColor="text1"/>
+        </w:rPr>
+        <w:t>acc_x</w:t>
+      </w:r>
+      <w:proofErr w:type="spellEnd"/>
+      <w:r>
+        <w:rPr>
+          <w:rFonts w:ascii="Arial" w:hAnsi="Arial" w:cs="Arial"/>
+          <w:color w:val="000000" w:themeColor="text1"/>
+        </w:rPr>
+        <w:t xml:space="preserve">, </w:t>
+      </w:r>
+      <w:proofErr w:type="spellStart"/>
+      <w:r>
+        <w:rPr>
+          <w:rFonts w:ascii="Arial" w:hAnsi="Arial" w:cs="Arial"/>
+          <w:color w:val="000000" w:themeColor="text1"/>
+        </w:rPr>
+        <w:t>acc_y</w:t>
+      </w:r>
+      <w:proofErr w:type="spellEnd"/>
+      <w:r>
+        <w:rPr>
+          <w:rFonts w:ascii="Arial" w:hAnsi="Arial" w:cs="Arial"/>
+          <w:color w:val="000000" w:themeColor="text1"/>
+        </w:rPr>
+        <w:t xml:space="preserve">, </w:t>
+      </w:r>
+      <w:proofErr w:type="spellStart"/>
+      <w:r>
+        <w:rPr>
+          <w:rFonts w:ascii="Arial" w:hAnsi="Arial" w:cs="Arial"/>
+          <w:color w:val="000000" w:themeColor="text1"/>
+        </w:rPr>
+        <w:t>acc_z</w:t>
+      </w:r>
+      <w:proofErr w:type="spellEnd"/>
+      <w:r>
+        <w:rPr>
+          <w:rFonts w:ascii="Arial" w:hAnsi="Arial" w:cs="Arial"/>
+          <w:color w:val="000000" w:themeColor="text1"/>
+        </w:rPr>
+        <w:t xml:space="preserve">, </w:t>
+      </w:r>
+      <w:proofErr w:type="spellStart"/>
+      <w:r>
+        <w:rPr>
+          <w:rFonts w:ascii="Arial" w:hAnsi="Arial" w:cs="Arial"/>
+          <w:color w:val="000000" w:themeColor="text1"/>
+        </w:rPr>
+        <w:t>gyr_x</w:t>
+      </w:r>
+      <w:proofErr w:type="spellEnd"/>
+      <w:r>
+        <w:rPr>
+          <w:rFonts w:ascii="Arial" w:hAnsi="Arial" w:cs="Arial"/>
+          <w:color w:val="000000" w:themeColor="text1"/>
+        </w:rPr>
+        <w:t xml:space="preserve">, </w:t>
+      </w:r>
+      <w:proofErr w:type="spellStart"/>
+      <w:r>
+        <w:rPr>
+          <w:rFonts w:ascii="Arial" w:hAnsi="Arial" w:cs="Arial"/>
+          <w:color w:val="000000" w:themeColor="text1"/>
+        </w:rPr>
+        <w:t>gyr_y</w:t>
+      </w:r>
+      <w:proofErr w:type="spellEnd"/>
+      <w:r>
+        <w:rPr>
+          <w:rFonts w:ascii="Arial" w:hAnsi="Arial" w:cs="Arial"/>
+          <w:color w:val="000000" w:themeColor="text1"/>
+        </w:rPr>
+        <w:t xml:space="preserve">, </w:t>
+      </w:r>
+      <w:proofErr w:type="spellStart"/>
+      <w:r>
+        <w:rPr>
+          <w:rFonts w:ascii="Arial" w:hAnsi="Arial" w:cs="Arial"/>
+          <w:color w:val="000000" w:themeColor="text1"/>
+        </w:rPr>
+        <w:t>gyr_z</w:t>
+      </w:r>
+      <w:proofErr w:type="spellEnd"/>
+      <w:r>
+        <w:rPr>
+          <w:rFonts w:ascii="Arial" w:hAnsi="Arial" w:cs="Arial"/>
+          <w:color w:val="000000" w:themeColor="text1"/>
+        </w:rPr>
+        <w:t xml:space="preserve">), matching the same 6-channel schema as PAMAP2 and WISDM. The native 50 Hz sampling rate is resampled to 20 Hz using </w:t>
+      </w:r>
+      <w:proofErr w:type="spellStart"/>
+      <w:r>
+        <w:rPr>
+          <w:rFonts w:ascii="Arial" w:hAnsi="Arial" w:cs="Arial"/>
+          <w:color w:val="000000" w:themeColor="text1"/>
+        </w:rPr>
+        <w:t>resample_</w:t>
+      </w:r>
+      <w:proofErr w:type="gramStart"/>
+      <w:r>
+        <w:rPr>
+          <w:rFonts w:ascii="Arial" w:hAnsi="Arial" w:cs="Arial"/>
+          <w:color w:val="000000" w:themeColor="text1"/>
+        </w:rPr>
+        <w:t>poly</w:t>
+      </w:r>
+      <w:proofErr w:type="spellEnd"/>
+      <w:r>
+        <w:rPr>
+          <w:rFonts w:ascii="Arial" w:hAnsi="Arial" w:cs="Arial"/>
           <w:color w:val="000000" w:themeColor="text1"/>
         </w:rPr>
         <w:t>(</w:t>
       </w:r>
-      <w:proofErr w:type="spellStart"/>
-      <w:r>
-        <w:rPr>
-          <w:rFonts w:ascii="Arial" w:eastAsia="Arial" w:hAnsi="Arial" w:cs="Arial"/>
-          <w:color w:val="000000" w:themeColor="text1"/>
-        </w:rPr>
-        <w:t>Mne.tools</w:t>
-      </w:r>
-      <w:proofErr w:type="spellEnd"/>
-      <w:r>
-        <w:rPr>
-          <w:rFonts w:ascii="Arial" w:eastAsia="Arial" w:hAnsi="Arial" w:cs="Arial"/>
-          <w:color w:val="000000" w:themeColor="text1"/>
-        </w:rPr>
-        <w:t>, 2025)</w:t>
-      </w:r>
-      <w:r>
-        <w:rPr>
-          <w:rFonts w:ascii="Arial" w:eastAsia="Arial" w:hAnsi="Arial" w:cs="Arial"/>
-          <w:color w:val="000000" w:themeColor="text1"/>
-        </w:rPr>
-        <w:t>. Fixed 4-second windows are extracted starting at each T1 or T2 onset, giving shape [N, 64, 640]. A 1</w:t>
-      </w:r>
-      <w:r>
-        <w:rPr>
-          <w:rFonts w:ascii="Arial" w:eastAsia="Arial" w:hAnsi="Arial" w:cs="Arial"/>
-          <w:color w:val="000000" w:themeColor="text1"/>
-        </w:rPr>
-        <w:t>-</w:t>
-      </w:r>
-      <w:r>
-        <w:rPr>
-          <w:rFonts w:ascii="Arial" w:eastAsia="Arial" w:hAnsi="Arial" w:cs="Arial"/>
-          <w:color w:val="000000" w:themeColor="text1"/>
-        </w:rPr>
-        <w:t>40 Hz band</w:t>
-      </w:r>
-      <w:r>
-        <w:rPr>
-          <w:rFonts w:ascii="Arial" w:eastAsia="Arial" w:hAnsi="Arial" w:cs="Arial"/>
-          <w:color w:val="000000" w:themeColor="text1"/>
-        </w:rPr>
-        <w:t xml:space="preserve"> </w:t>
-      </w:r>
-      <w:r>
-        <w:rPr>
-          <w:rFonts w:ascii="Arial" w:eastAsia="Arial" w:hAnsi="Arial" w:cs="Arial"/>
-          <w:color w:val="000000" w:themeColor="text1"/>
-        </w:rPr>
-        <w:t>pass filter removes slow drift and high-frequency noise</w:t>
-      </w:r>
-      <w:r>
-        <w:rPr>
-          <w:rFonts w:ascii="Arial" w:eastAsia="Arial" w:hAnsi="Arial" w:cs="Arial"/>
-          <w:color w:val="000000" w:themeColor="text1"/>
-        </w:rPr>
-        <w:t xml:space="preserve"> </w:t>
-      </w:r>
-      <w:r>
-        <w:rPr>
-          <w:rFonts w:ascii="Arial" w:eastAsia="Arial" w:hAnsi="Arial" w:cs="Arial"/>
-          <w:color w:val="000000" w:themeColor="text1"/>
-        </w:rPr>
-        <w:t>(Lyu, 2026)</w:t>
-      </w:r>
-      <w:r>
-        <w:rPr>
-          <w:rFonts w:ascii="Arial" w:eastAsia="Arial" w:hAnsi="Arial" w:cs="Arial"/>
-          <w:color w:val="000000" w:themeColor="text1"/>
-        </w:rPr>
-        <w:t xml:space="preserve">, a 60 Hz notch filter </w:t>
-      </w:r>
-      <w:r>
-        <w:rPr>
-          <w:rFonts w:ascii="Arial" w:eastAsia="Arial" w:hAnsi="Arial" w:cs="Arial"/>
-          <w:color w:val="000000" w:themeColor="text1"/>
-        </w:rPr>
-        <w:t xml:space="preserve">for </w:t>
-      </w:r>
-      <w:r>
-        <w:rPr>
-          <w:rFonts w:ascii="Arial" w:eastAsia="Arial" w:hAnsi="Arial" w:cs="Arial"/>
-          <w:color w:val="000000" w:themeColor="text1"/>
-        </w:rPr>
-        <w:t>power line interference, and common average referencing is applied across all 64 channels</w:t>
-      </w:r>
-      <w:r>
-        <w:rPr>
-          <w:rFonts w:ascii="Arial" w:eastAsia="Arial" w:hAnsi="Arial" w:cs="Arial"/>
-          <w:color w:val="000000" w:themeColor="text1"/>
-        </w:rPr>
-        <w:t xml:space="preserve"> to have a comprehensive dataset of brain activity</w:t>
-      </w:r>
-      <w:r>
-        <w:rPr>
-          <w:rFonts w:ascii="Arial" w:eastAsia="Arial" w:hAnsi="Arial" w:cs="Arial"/>
-          <w:color w:val="000000" w:themeColor="text1"/>
-        </w:rPr>
-        <w:t xml:space="preserve"> </w:t>
-      </w:r>
-      <w:r>
-        <w:rPr>
-          <w:rFonts w:ascii="Arial" w:eastAsia="Arial" w:hAnsi="Arial" w:cs="Arial"/>
-          <w:color w:val="000000" w:themeColor="text1"/>
-        </w:rPr>
-        <w:t>(Ludwig et al., 2009)</w:t>
-      </w:r>
-      <w:r>
-        <w:rPr>
-          <w:rFonts w:ascii="Arial" w:eastAsia="Arial" w:hAnsi="Arial" w:cs="Arial"/>
-          <w:color w:val="000000" w:themeColor="text1"/>
-        </w:rPr>
-        <w:t>. Subject ID, run ID, event code, and onset timing are preserved in metadata.</w:t>
+      <w:proofErr w:type="gramEnd"/>
+      <w:r>
+        <w:rPr>
+          <w:rFonts w:ascii="Arial" w:hAnsi="Arial" w:cs="Arial"/>
+          <w:color w:val="000000" w:themeColor="text1"/>
+        </w:rPr>
+        <w:t xml:space="preserve">2, 5). Label 0 (null class) is dropped </w:t>
+      </w:r>
+      <w:r>
+        <w:rPr>
+          <w:rFonts w:ascii="Arial" w:hAnsi="Arial" w:cs="Arial"/>
+          <w:color w:val="000000" w:themeColor="text1"/>
+        </w:rPr>
+        <w:t xml:space="preserve">as </w:t>
+      </w:r>
+      <w:r>
+        <w:rPr>
+          <w:rFonts w:ascii="Arial" w:hAnsi="Arial" w:cs="Arial"/>
+          <w:color w:val="000000" w:themeColor="text1"/>
+        </w:rPr>
+        <w:t xml:space="preserve">dataset documentation defines </w:t>
+      </w:r>
+      <w:r>
+        <w:rPr>
+          <w:rFonts w:ascii="Arial" w:hAnsi="Arial" w:cs="Arial"/>
+          <w:color w:val="000000" w:themeColor="text1"/>
+        </w:rPr>
+        <w:t xml:space="preserve">it </w:t>
+      </w:r>
+      <w:r>
+        <w:rPr>
+          <w:rFonts w:ascii="Arial" w:hAnsi="Arial" w:cs="Arial"/>
+          <w:color w:val="000000" w:themeColor="text1"/>
+        </w:rPr>
+        <w:t>as the null class</w:t>
+      </w:r>
+      <w:r>
+        <w:rPr>
+          <w:rFonts w:ascii="Arial" w:hAnsi="Arial" w:cs="Arial"/>
+          <w:color w:val="000000" w:themeColor="text1"/>
+        </w:rPr>
+        <w:t>,</w:t>
+      </w:r>
+      <w:r>
+        <w:rPr>
+          <w:rFonts w:ascii="Arial" w:hAnsi="Arial" w:cs="Arial"/>
+          <w:color w:val="000000" w:themeColor="text1"/>
+        </w:rPr>
+        <w:t xml:space="preserve"> consistent with PAMAP2 class 0 handling. Six activities are mapped to the unified schema: standing (L1), sitting (L2), walking (L4), stairs (L5), cycling (L9) and jogging (L10). All other activities are excluded as they are not present in the shared schema. Per-subject z-score normalisation is applied. The same windowing strategy as PAMAP2 and WISDM is used</w:t>
       </w:r>
     </w:p>
     <w:p>
@@ -757,7 +755,7 @@
           <w:bCs/>
           <w:color w:val="000000" w:themeColor="text1"/>
         </w:rPr>
-        <w:t>4. ECG: PTB-XL</w:t>
+        <w:t>3. EEG: EEGMMIDB</w:t>
       </w:r>
     </w:p>
     <w:p>
@@ -765,81 +763,88 @@
         <w:spacing w:before="40" w:after="40"/>
         <w:jc w:val="both"/>
         <w:rPr>
-          <w:rFonts w:ascii="Arial" w:eastAsia="Arial" w:hAnsi="Arial" w:cs="Arial"/>
-          <w:color w:val="000000" w:themeColor="text1"/>
-        </w:rPr>
-      </w:pPr>
-      <w:r>
-        <w:rPr>
-          <w:rFonts w:ascii="Arial" w:eastAsia="Arial" w:hAnsi="Arial" w:cs="Arial"/>
-          <w:color w:val="000000" w:themeColor="text1"/>
-        </w:rPr>
-        <w:t xml:space="preserve">100 Hz is selected over 500 Hz </w:t>
-      </w:r>
-      <w:r>
-        <w:rPr>
-          <w:rFonts w:ascii="Arial" w:eastAsia="Arial" w:hAnsi="Arial" w:cs="Arial"/>
-          <w:color w:val="000000" w:themeColor="text1"/>
-        </w:rPr>
-        <w:t xml:space="preserve">as </w:t>
-      </w:r>
-      <w:r>
-        <w:rPr>
-          <w:rFonts w:ascii="Arial" w:eastAsia="Arial" w:hAnsi="Arial" w:cs="Arial"/>
-          <w:color w:val="000000" w:themeColor="text1"/>
-        </w:rPr>
-        <w:t>i</w:t>
-      </w:r>
-      <w:r>
-        <w:rPr>
-          <w:rFonts w:ascii="Arial" w:eastAsia="Arial" w:hAnsi="Arial" w:cs="Arial"/>
-          <w:color w:val="000000" w:themeColor="text1"/>
-        </w:rPr>
-        <w:t>t is</w:t>
-      </w:r>
-      <w:r>
-        <w:rPr>
-          <w:rFonts w:ascii="Arial" w:eastAsia="Arial" w:hAnsi="Arial" w:cs="Arial"/>
-          <w:color w:val="000000" w:themeColor="text1"/>
-        </w:rPr>
-        <w:t xml:space="preserve"> sufficient for all clinically relevant ECG features </w:t>
-      </w:r>
-      <w:r>
-        <w:rPr>
-          <w:rFonts w:ascii="Arial" w:eastAsia="Arial" w:hAnsi="Arial" w:cs="Arial"/>
-          <w:color w:val="000000" w:themeColor="text1"/>
-        </w:rPr>
-        <w:t>(Kwon et al., 2018)</w:t>
-      </w:r>
-      <w:r>
-        <w:rPr>
-          <w:rFonts w:ascii="Arial" w:eastAsia="Arial" w:hAnsi="Arial" w:cs="Arial"/>
-          <w:color w:val="000000" w:themeColor="text1"/>
-        </w:rPr>
-        <w:t xml:space="preserve">. </w:t>
-      </w:r>
-      <w:r>
-        <w:rPr>
-          <w:rFonts w:ascii="Arial" w:eastAsia="Arial" w:hAnsi="Arial" w:cs="Arial"/>
-          <w:color w:val="000000" w:themeColor="text1"/>
-        </w:rPr>
-        <w:t xml:space="preserve">Output shape is [N, 12, 1000] covering all 12 standard leads at 10 seconds. The dataset-provided </w:t>
-      </w:r>
-      <w:proofErr w:type="spellStart"/>
-      <w:r>
-        <w:rPr>
-          <w:rFonts w:ascii="Arial" w:eastAsia="Arial" w:hAnsi="Arial" w:cs="Arial"/>
-          <w:color w:val="000000" w:themeColor="text1"/>
-        </w:rPr>
-        <w:t>strat_fold</w:t>
-      </w:r>
-      <w:proofErr w:type="spellEnd"/>
-      <w:r>
-        <w:rPr>
-          <w:rFonts w:ascii="Arial" w:eastAsia="Arial" w:hAnsi="Arial" w:cs="Arial"/>
-          <w:color w:val="000000" w:themeColor="text1"/>
-        </w:rPr>
-        <w:t xml:space="preserve"> column is used directly: folds 1–8 as training, fold 9 as validation, fold 10 as test. Patient-level assignment is guaranteed by the dataset authors, preventing leakage. A 0.5 Hz high-pass filter removes baseline wander</w:t>
+          <w:rFonts w:ascii="Arial" w:hAnsi="Arial" w:cs="Arial"/>
+          <w:color w:val="000000" w:themeColor="text1"/>
+        </w:rPr>
+      </w:pPr>
+      <w:r>
+        <w:rPr>
+          <w:rFonts w:ascii="Arial" w:eastAsia="Arial" w:hAnsi="Arial" w:cs="Arial"/>
+          <w:color w:val="000000" w:themeColor="text1"/>
+        </w:rPr>
+        <w:t>Only runs 4, 8, and 12 are used</w:t>
+      </w:r>
+      <w:r>
+        <w:rPr>
+          <w:rFonts w:ascii="Arial" w:eastAsia="Arial" w:hAnsi="Arial" w:cs="Arial"/>
+          <w:color w:val="000000" w:themeColor="text1"/>
+        </w:rPr>
+        <w:t>. T</w:t>
+      </w:r>
+      <w:r>
+        <w:rPr>
+          <w:rFonts w:ascii="Arial" w:eastAsia="Arial" w:hAnsi="Arial" w:cs="Arial"/>
+          <w:color w:val="000000" w:themeColor="text1"/>
+        </w:rPr>
+        <w:t>he motor imagery runs provid</w:t>
+      </w:r>
+      <w:r>
+        <w:rPr>
+          <w:rFonts w:ascii="Arial" w:eastAsia="Arial" w:hAnsi="Arial" w:cs="Arial"/>
+          <w:color w:val="000000" w:themeColor="text1"/>
+        </w:rPr>
+        <w:t>e</w:t>
+      </w:r>
+      <w:r>
+        <w:rPr>
+          <w:rFonts w:ascii="Arial" w:eastAsia="Arial" w:hAnsi="Arial" w:cs="Arial"/>
+          <w:color w:val="000000" w:themeColor="text1"/>
+        </w:rPr>
+        <w:t xml:space="preserve"> a consistent left-fist (T1) vs right-fist (T2) setting. T0 rest windows are excluded. The native 160 Hz rate is retained as motor imagery signals contain relevant content up to ~40 Hz and </w:t>
+      </w:r>
+      <w:r>
+        <w:rPr>
+          <w:rFonts w:ascii="Arial" w:eastAsia="Arial" w:hAnsi="Arial" w:cs="Arial"/>
+          <w:color w:val="000000" w:themeColor="text1"/>
+        </w:rPr>
+        <w:t>resampling can reduce the temporal precision and introduce artefacts (</w:t>
+      </w:r>
+      <w:proofErr w:type="spellStart"/>
+      <w:r>
+        <w:rPr>
+          <w:rFonts w:ascii="Arial" w:eastAsia="Arial" w:hAnsi="Arial" w:cs="Arial"/>
+          <w:color w:val="000000" w:themeColor="text1"/>
+        </w:rPr>
+        <w:t>Mne.tools</w:t>
+      </w:r>
+      <w:proofErr w:type="spellEnd"/>
+      <w:r>
+        <w:rPr>
+          <w:rFonts w:ascii="Arial" w:eastAsia="Arial" w:hAnsi="Arial" w:cs="Arial"/>
+          <w:color w:val="000000" w:themeColor="text1"/>
+        </w:rPr>
+        <w:t>, 2025)</w:t>
+      </w:r>
+      <w:r>
+        <w:rPr>
+          <w:rFonts w:ascii="Arial" w:eastAsia="Arial" w:hAnsi="Arial" w:cs="Arial"/>
+          <w:color w:val="000000" w:themeColor="text1"/>
+        </w:rPr>
+        <w:t>. Fixed 4-second windows are extracted starting at each T1 or T2 onset, giving shape [N, 64, 640]. A 1</w:t>
+      </w:r>
+      <w:r>
+        <w:rPr>
+          <w:rFonts w:ascii="Arial" w:eastAsia="Arial" w:hAnsi="Arial" w:cs="Arial"/>
+          <w:color w:val="000000" w:themeColor="text1"/>
+        </w:rPr>
+        <w:t>-</w:t>
+      </w:r>
+      <w:r>
+        <w:rPr>
+          <w:rFonts w:ascii="Arial" w:eastAsia="Arial" w:hAnsi="Arial" w:cs="Arial"/>
+          <w:color w:val="000000" w:themeColor="text1"/>
+        </w:rPr>
+        <w:t>40 Hz band</w:t>
       </w:r>
       <w:r>
         <w:rPr>
@@ -853,86 +858,56 @@
           <w:rFonts w:ascii="Arial" w:eastAsia="Arial" w:hAnsi="Arial" w:cs="Arial"/>
           <w:color w:val="000000" w:themeColor="text1"/>
         </w:rPr>
-        <w:t>(Luo et al., 2013)</w:t>
-      </w:r>
-      <w:r>
-        <w:rPr>
-          <w:rFonts w:ascii="Arial" w:eastAsia="Arial" w:hAnsi="Arial" w:cs="Arial"/>
-          <w:color w:val="000000" w:themeColor="text1"/>
-        </w:rPr>
-        <w:t>, a 50 Hz notch filter removes European power line interference</w:t>
-      </w:r>
-      <w:r>
-        <w:rPr>
-          <w:rFonts w:ascii="Arial" w:eastAsia="Arial" w:hAnsi="Arial" w:cs="Arial"/>
-          <w:color w:val="000000" w:themeColor="text1"/>
-        </w:rPr>
-        <w:t xml:space="preserve"> </w:t>
-      </w:r>
-      <w:r>
-        <w:rPr>
-          <w:rFonts w:ascii="Arial" w:eastAsia="Arial" w:hAnsi="Arial" w:cs="Arial"/>
-          <w:color w:val="000000" w:themeColor="text1"/>
-        </w:rPr>
-        <w:t>(Zhou and Zhang, 2013)</w:t>
-      </w:r>
-      <w:r>
-        <w:rPr>
-          <w:rFonts w:ascii="Arial" w:eastAsia="Arial" w:hAnsi="Arial" w:cs="Arial"/>
-          <w:color w:val="000000" w:themeColor="text1"/>
-        </w:rPr>
-        <w:t xml:space="preserve"> and per-lead z-score normalisation is applied</w:t>
-      </w:r>
-      <w:r>
-        <w:rPr>
-          <w:rFonts w:ascii="Arial" w:eastAsia="Arial" w:hAnsi="Arial" w:cs="Arial"/>
-          <w:color w:val="000000" w:themeColor="text1"/>
-        </w:rPr>
-        <w:t xml:space="preserve"> </w:t>
-      </w:r>
-      <w:r>
-        <w:rPr>
-          <w:rFonts w:ascii="Arial" w:eastAsia="Arial" w:hAnsi="Arial" w:cs="Arial"/>
-          <w:color w:val="000000" w:themeColor="text1"/>
-        </w:rPr>
-        <w:t>(Al-</w:t>
-      </w:r>
-      <w:proofErr w:type="spellStart"/>
-      <w:r>
-        <w:rPr>
-          <w:rFonts w:ascii="Arial" w:eastAsia="Arial" w:hAnsi="Arial" w:cs="Arial"/>
-          <w:color w:val="000000" w:themeColor="text1"/>
-        </w:rPr>
-        <w:t>Zaiti</w:t>
-      </w:r>
-      <w:proofErr w:type="spellEnd"/>
-      <w:r>
-        <w:rPr>
-          <w:rFonts w:ascii="Arial" w:eastAsia="Arial" w:hAnsi="Arial" w:cs="Arial"/>
-          <w:color w:val="000000" w:themeColor="text1"/>
-        </w:rPr>
-        <w:t xml:space="preserve"> et al., 2023)</w:t>
-      </w:r>
-      <w:r>
-        <w:rPr>
-          <w:rFonts w:ascii="Arial" w:eastAsia="Arial" w:hAnsi="Arial" w:cs="Arial"/>
-          <w:color w:val="000000" w:themeColor="text1"/>
-        </w:rPr>
-        <w:t>. Patient ID, record ID, SCP codes, lead names</w:t>
-      </w:r>
-      <w:r>
-        <w:rPr>
-          <w:rFonts w:ascii="Arial" w:eastAsia="Arial" w:hAnsi="Arial" w:cs="Arial"/>
-          <w:color w:val="000000" w:themeColor="text1"/>
-        </w:rPr>
-        <w:t xml:space="preserve"> </w:t>
-      </w:r>
-      <w:r>
-        <w:rPr>
-          <w:rFonts w:ascii="Arial" w:eastAsia="Arial" w:hAnsi="Arial" w:cs="Arial"/>
-          <w:color w:val="000000" w:themeColor="text1"/>
-        </w:rPr>
-        <w:t>and fold are preserved in metadata.</w:t>
+        <w:t>pass filter removes slow drift and high-frequency noise</w:t>
+      </w:r>
+      <w:r>
+        <w:rPr>
+          <w:rFonts w:ascii="Arial" w:eastAsia="Arial" w:hAnsi="Arial" w:cs="Arial"/>
+          <w:color w:val="000000" w:themeColor="text1"/>
+        </w:rPr>
+        <w:t xml:space="preserve"> (Lyu, 2026)</w:t>
+      </w:r>
+      <w:r>
+        <w:rPr>
+          <w:rFonts w:ascii="Arial" w:eastAsia="Arial" w:hAnsi="Arial" w:cs="Arial"/>
+          <w:color w:val="000000" w:themeColor="text1"/>
+        </w:rPr>
+        <w:t xml:space="preserve">, a 60 Hz notch filter </w:t>
+      </w:r>
+      <w:r>
+        <w:rPr>
+          <w:rFonts w:ascii="Arial" w:eastAsia="Arial" w:hAnsi="Arial" w:cs="Arial"/>
+          <w:color w:val="000000" w:themeColor="text1"/>
+        </w:rPr>
+        <w:t xml:space="preserve">for </w:t>
+      </w:r>
+      <w:r>
+        <w:rPr>
+          <w:rFonts w:ascii="Arial" w:eastAsia="Arial" w:hAnsi="Arial" w:cs="Arial"/>
+          <w:color w:val="000000" w:themeColor="text1"/>
+        </w:rPr>
+        <w:t>power line interference, and common average referencing is applied across all 64 channels</w:t>
+      </w:r>
+      <w:r>
+        <w:rPr>
+          <w:rFonts w:ascii="Arial" w:eastAsia="Arial" w:hAnsi="Arial" w:cs="Arial"/>
+          <w:color w:val="000000" w:themeColor="text1"/>
+        </w:rPr>
+        <w:t xml:space="preserve"> to have a comprehensive dataset of brain activity</w:t>
+      </w:r>
+      <w:r>
+        <w:rPr>
+          <w:rFonts w:ascii="Arial" w:eastAsia="Arial" w:hAnsi="Arial" w:cs="Arial"/>
+          <w:color w:val="000000" w:themeColor="text1"/>
+        </w:rPr>
+        <w:t xml:space="preserve"> (Ludwig et al., 2009)</w:t>
+      </w:r>
+      <w:r>
+        <w:rPr>
+          <w:rFonts w:ascii="Arial" w:eastAsia="Arial" w:hAnsi="Arial" w:cs="Arial"/>
+          <w:color w:val="000000" w:themeColor="text1"/>
+        </w:rPr>
+        <w:t>. Subject ID, run ID, event code, and onset timing are preserved in metadata.</w:t>
       </w:r>
     </w:p>
     <w:p>
@@ -951,6 +926,172 @@
           <w:bCs/>
           <w:color w:val="000000" w:themeColor="text1"/>
         </w:rPr>
+        <w:t>4. ECG: PTB-XL</w:t>
+      </w:r>
+    </w:p>
+    <w:p>
+      <w:pPr>
+        <w:spacing w:before="40" w:after="40"/>
+        <w:jc w:val="both"/>
+        <w:rPr>
+          <w:rFonts w:ascii="Arial" w:eastAsia="Arial" w:hAnsi="Arial" w:cs="Arial"/>
+          <w:color w:val="000000" w:themeColor="text1"/>
+        </w:rPr>
+      </w:pPr>
+      <w:r>
+        <w:rPr>
+          <w:rFonts w:ascii="Arial" w:eastAsia="Arial" w:hAnsi="Arial" w:cs="Arial"/>
+          <w:color w:val="000000" w:themeColor="text1"/>
+        </w:rPr>
+        <w:t xml:space="preserve">100 Hz is selected over 500 Hz </w:t>
+      </w:r>
+      <w:r>
+        <w:rPr>
+          <w:rFonts w:ascii="Arial" w:eastAsia="Arial" w:hAnsi="Arial" w:cs="Arial"/>
+          <w:color w:val="000000" w:themeColor="text1"/>
+        </w:rPr>
+        <w:t xml:space="preserve">as </w:t>
+      </w:r>
+      <w:r>
+        <w:rPr>
+          <w:rFonts w:ascii="Arial" w:eastAsia="Arial" w:hAnsi="Arial" w:cs="Arial"/>
+          <w:color w:val="000000" w:themeColor="text1"/>
+        </w:rPr>
+        <w:t>i</w:t>
+      </w:r>
+      <w:r>
+        <w:rPr>
+          <w:rFonts w:ascii="Arial" w:eastAsia="Arial" w:hAnsi="Arial" w:cs="Arial"/>
+          <w:color w:val="000000" w:themeColor="text1"/>
+        </w:rPr>
+        <w:t>t is</w:t>
+      </w:r>
+      <w:r>
+        <w:rPr>
+          <w:rFonts w:ascii="Arial" w:eastAsia="Arial" w:hAnsi="Arial" w:cs="Arial"/>
+          <w:color w:val="000000" w:themeColor="text1"/>
+        </w:rPr>
+        <w:t xml:space="preserve"> sufficient for all clinically relevant ECG features </w:t>
+      </w:r>
+      <w:r>
+        <w:rPr>
+          <w:rFonts w:ascii="Arial" w:eastAsia="Arial" w:hAnsi="Arial" w:cs="Arial"/>
+          <w:color w:val="000000" w:themeColor="text1"/>
+        </w:rPr>
+        <w:t xml:space="preserve">(Kwon et al., 2018). </w:t>
+      </w:r>
+      <w:r>
+        <w:rPr>
+          <w:rFonts w:ascii="Arial" w:eastAsia="Arial" w:hAnsi="Arial" w:cs="Arial"/>
+          <w:color w:val="000000" w:themeColor="text1"/>
+        </w:rPr>
+        <w:t xml:space="preserve">Output shape is [N, 12, 1000] covering all 12 standard leads at 10 seconds. The dataset-provided </w:t>
+      </w:r>
+      <w:proofErr w:type="spellStart"/>
+      <w:r>
+        <w:rPr>
+          <w:rFonts w:ascii="Arial" w:eastAsia="Arial" w:hAnsi="Arial" w:cs="Arial"/>
+          <w:color w:val="000000" w:themeColor="text1"/>
+        </w:rPr>
+        <w:t>strat_fold</w:t>
+      </w:r>
+      <w:proofErr w:type="spellEnd"/>
+      <w:r>
+        <w:rPr>
+          <w:rFonts w:ascii="Arial" w:eastAsia="Arial" w:hAnsi="Arial" w:cs="Arial"/>
+          <w:color w:val="000000" w:themeColor="text1"/>
+        </w:rPr>
+        <w:t xml:space="preserve"> column is used directly: folds 1–8 as training, fold 9 as validation, fold 10 as test. Patient-level assignment is guaranteed by the dataset authors, preventing leakage. A 0.5 Hz high-pass filter removes baseline wander</w:t>
+      </w:r>
+      <w:r>
+        <w:rPr>
+          <w:rFonts w:ascii="Arial" w:eastAsia="Arial" w:hAnsi="Arial" w:cs="Arial"/>
+          <w:color w:val="000000" w:themeColor="text1"/>
+        </w:rPr>
+        <w:t xml:space="preserve"> (Luo et al., 2013)</w:t>
+      </w:r>
+      <w:r>
+        <w:rPr>
+          <w:rFonts w:ascii="Arial" w:eastAsia="Arial" w:hAnsi="Arial" w:cs="Arial"/>
+          <w:color w:val="000000" w:themeColor="text1"/>
+        </w:rPr>
+        <w:t>, a 50 Hz notch filter removes European power line interference</w:t>
+      </w:r>
+      <w:r>
+        <w:rPr>
+          <w:rFonts w:ascii="Arial" w:eastAsia="Arial" w:hAnsi="Arial" w:cs="Arial"/>
+          <w:color w:val="000000" w:themeColor="text1"/>
+        </w:rPr>
+        <w:t xml:space="preserve"> (Zhou and Zhang, 2013)</w:t>
+      </w:r>
+      <w:r>
+        <w:rPr>
+          <w:rFonts w:ascii="Arial" w:eastAsia="Arial" w:hAnsi="Arial" w:cs="Arial"/>
+          <w:color w:val="000000" w:themeColor="text1"/>
+        </w:rPr>
+        <w:t xml:space="preserve"> and per-lead z-score normalisation is applied</w:t>
+      </w:r>
+      <w:r>
+        <w:rPr>
+          <w:rFonts w:ascii="Arial" w:eastAsia="Arial" w:hAnsi="Arial" w:cs="Arial"/>
+          <w:color w:val="000000" w:themeColor="text1"/>
+        </w:rPr>
+        <w:t xml:space="preserve"> (Al-</w:t>
+      </w:r>
+      <w:proofErr w:type="spellStart"/>
+      <w:r>
+        <w:rPr>
+          <w:rFonts w:ascii="Arial" w:eastAsia="Arial" w:hAnsi="Arial" w:cs="Arial"/>
+          <w:color w:val="000000" w:themeColor="text1"/>
+        </w:rPr>
+        <w:t>Zaiti</w:t>
+      </w:r>
+      <w:proofErr w:type="spellEnd"/>
+      <w:r>
+        <w:rPr>
+          <w:rFonts w:ascii="Arial" w:eastAsia="Arial" w:hAnsi="Arial" w:cs="Arial"/>
+          <w:color w:val="000000" w:themeColor="text1"/>
+        </w:rPr>
+        <w:t xml:space="preserve"> et al., 2023)</w:t>
+      </w:r>
+      <w:r>
+        <w:rPr>
+          <w:rFonts w:ascii="Arial" w:eastAsia="Arial" w:hAnsi="Arial" w:cs="Arial"/>
+          <w:color w:val="000000" w:themeColor="text1"/>
+        </w:rPr>
+        <w:t>. Patient ID, record ID, SCP codes, lead names</w:t>
+      </w:r>
+      <w:r>
+        <w:rPr>
+          <w:rFonts w:ascii="Arial" w:eastAsia="Arial" w:hAnsi="Arial" w:cs="Arial"/>
+          <w:color w:val="000000" w:themeColor="text1"/>
+        </w:rPr>
+        <w:t xml:space="preserve"> </w:t>
+      </w:r>
+      <w:r>
+        <w:rPr>
+          <w:rFonts w:ascii="Arial" w:eastAsia="Arial" w:hAnsi="Arial" w:cs="Arial"/>
+          <w:color w:val="000000" w:themeColor="text1"/>
+        </w:rPr>
+        <w:t>and fold are preserved in metadata.</w:t>
+      </w:r>
+    </w:p>
+    <w:p>
+      <w:pPr>
+        <w:spacing w:before="160" w:after="80"/>
+        <w:jc w:val="both"/>
+        <w:rPr>
+          <w:rFonts w:ascii="Arial" w:hAnsi="Arial" w:cs="Arial"/>
+          <w:color w:val="000000" w:themeColor="text1"/>
+        </w:rPr>
+      </w:pPr>
+      <w:r>
+        <w:rPr>
+          <w:rFonts w:ascii="Arial" w:eastAsia="Arial" w:hAnsi="Arial" w:cs="Arial"/>
+          <w:b/>
+          <w:bCs/>
+          <w:color w:val="000000" w:themeColor="text1"/>
+        </w:rPr>
         <w:t>5. Storage, RAM, and Engineering Risks</w:t>
       </w:r>
     </w:p>
@@ -959,60 +1100,48 @@
         <w:spacing w:before="40" w:after="40"/>
         <w:jc w:val="both"/>
         <w:rPr>
-          <w:rFonts w:ascii="Arial" w:hAnsi="Arial" w:cs="Arial"/>
-          <w:color w:val="000000" w:themeColor="text1"/>
-        </w:rPr>
-      </w:pPr>
-      <w:r>
-        <w:rPr>
-          <w:rFonts w:ascii="Arial" w:eastAsia="Arial" w:hAnsi="Arial" w:cs="Arial"/>
-          <w:color w:val="000000" w:themeColor="text1"/>
-        </w:rPr>
-        <w:t xml:space="preserve">Peak RAM: ~4 GB during EEG processing, handled by </w:t>
-      </w:r>
-      <w:proofErr w:type="gramStart"/>
-      <w:r>
-        <w:rPr>
-          <w:rFonts w:ascii="Arial" w:eastAsia="Arial" w:hAnsi="Arial" w:cs="Arial"/>
-          <w:color w:val="000000" w:themeColor="text1"/>
-        </w:rPr>
-        <w:t>subject</w:t>
-      </w:r>
-      <w:r>
-        <w:rPr>
-          <w:rFonts w:ascii="Arial" w:eastAsia="Arial" w:hAnsi="Arial" w:cs="Arial"/>
-          <w:color w:val="000000" w:themeColor="text1"/>
-        </w:rPr>
-        <w:t xml:space="preserve"> </w:t>
-      </w:r>
-      <w:r>
-        <w:rPr>
-          <w:rFonts w:ascii="Arial" w:eastAsia="Arial" w:hAnsi="Arial" w:cs="Arial"/>
-          <w:color w:val="000000" w:themeColor="text1"/>
-        </w:rPr>
-        <w:t>by</w:t>
-      </w:r>
-      <w:r>
-        <w:rPr>
-          <w:rFonts w:ascii="Arial" w:eastAsia="Arial" w:hAnsi="Arial" w:cs="Arial"/>
-          <w:color w:val="000000" w:themeColor="text1"/>
-        </w:rPr>
-        <w:t xml:space="preserve"> </w:t>
-      </w:r>
-      <w:r>
-        <w:rPr>
-          <w:rFonts w:ascii="Arial" w:eastAsia="Arial" w:hAnsi="Arial" w:cs="Arial"/>
-          <w:color w:val="000000" w:themeColor="text1"/>
-        </w:rPr>
-        <w:t>subject</w:t>
-      </w:r>
-      <w:proofErr w:type="gramEnd"/>
-      <w:r>
-        <w:rPr>
-          <w:rFonts w:ascii="Arial" w:eastAsia="Arial" w:hAnsi="Arial" w:cs="Arial"/>
-          <w:color w:val="000000" w:themeColor="text1"/>
-        </w:rPr>
-        <w:t xml:space="preserve"> chunking. PAMAP2 preprocessing is also performed per-subject to avoid loading all 9 subjects into memory simultaneously. Estimated runtime: ~50 minutes excluding downloads. Key engineering risks:</w:t>
+          <w:rFonts w:ascii="Arial" w:eastAsia="Arial" w:hAnsi="Arial" w:cs="Arial"/>
+          <w:color w:val="000000" w:themeColor="text1"/>
+        </w:rPr>
+      </w:pPr>
+      <w:r>
+        <w:rPr>
+          <w:rFonts w:ascii="Arial" w:eastAsia="Arial" w:hAnsi="Arial" w:cs="Arial"/>
+          <w:color w:val="000000" w:themeColor="text1"/>
+        </w:rPr>
+        <w:t>Raw storage: ~8.5 GB total (PAMAP2: 2.9 GB, WISDM: 1.5 GB, EEGMMIDB: 3.4 GB, PTB-XL: 616 MB, mHealth: 72 MB). Processed storage: ~1.9 GB. Peak RAM: ~4 GB during EEG processing, handled by subject-by-subject chunking. PAMAP2 and mHealth preprocessing are also performed per-subjec</w:t>
+      </w:r>
+      <w:r>
+        <w:rPr>
+          <w:rFonts w:ascii="Arial" w:eastAsia="Arial" w:hAnsi="Arial" w:cs="Arial"/>
+          <w:color w:val="000000" w:themeColor="text1"/>
+        </w:rPr>
+        <w:t>t</w:t>
+      </w:r>
+      <w:r>
+        <w:rPr>
+          <w:rFonts w:ascii="Arial" w:eastAsia="Arial" w:hAnsi="Arial" w:cs="Arial"/>
+          <w:color w:val="000000" w:themeColor="text1"/>
+        </w:rPr>
+        <w:t>. Estimated runtime: ~50 minutes excluding downloads.</w:t>
+      </w:r>
+    </w:p>
+    <w:p>
+      <w:pPr>
+        <w:spacing w:before="40" w:after="40"/>
+        <w:jc w:val="both"/>
+        <w:rPr>
+          <w:rFonts w:ascii="Arial" w:hAnsi="Arial" w:cs="Arial"/>
+          <w:color w:val="000000" w:themeColor="text1"/>
+        </w:rPr>
+      </w:pPr>
+      <w:r>
+        <w:rPr>
+          <w:rFonts w:ascii="Arial" w:eastAsia="Arial" w:hAnsi="Arial" w:cs="Arial"/>
+          <w:color w:val="000000" w:themeColor="text1"/>
+        </w:rPr>
+        <w:lastRenderedPageBreak/>
+        <w:t>Key engineering risks:</w:t>
       </w:r>
     </w:p>
     <w:p>
@@ -1072,7 +1201,7 @@
           <w:rFonts w:ascii="Arial" w:eastAsia="Arial" w:hAnsi="Arial" w:cs="Arial"/>
           <w:color w:val="000000" w:themeColor="text1"/>
         </w:rPr>
-        <w:t>WISDM accel/gyro merge: files are aligned by index after sorting by timestamp; negligible jitter at 20 Hz.</w:t>
+        <w:t>EEG annotation parsing: only onset timestamps used, not event duration, to guarantee consistent 4-second windows across all 109 subjects.</w:t>
       </w:r>
     </w:p>
     <w:p>
@@ -1094,7 +1223,21 @@
           <w:rFonts w:ascii="Arial" w:eastAsia="Arial" w:hAnsi="Arial" w:cs="Arial"/>
           <w:color w:val="000000" w:themeColor="text1"/>
         </w:rPr>
-        <w:t>EEG annotation parsing: only onset timestamps used, not event duration, to guarantee consistent 4-second windows across all 109 subjects.</w:t>
+        <w:t>PTB-XL multi-label records: the SCP diagnostic superclass with the highest annotator likelihood is used as the primary label</w:t>
+      </w:r>
+      <w:r>
+        <w:rPr>
+          <w:rFonts w:ascii="Arial" w:eastAsia="Arial" w:hAnsi="Arial" w:cs="Arial"/>
+          <w:color w:val="000000" w:themeColor="text1"/>
+        </w:rPr>
+        <w:t>. A</w:t>
+      </w:r>
+      <w:r>
+        <w:rPr>
+          <w:rFonts w:ascii="Arial" w:eastAsia="Arial" w:hAnsi="Arial" w:cs="Arial"/>
+          <w:color w:val="000000" w:themeColor="text1"/>
+        </w:rPr>
+        <w:t>ll codes are preserved in metadata for downstream use.</w:t>
       </w:r>
     </w:p>
     <w:p>
@@ -1113,33 +1256,30 @@
       </w:pPr>
       <w:r>
         <w:rPr>
-          <w:rFonts w:ascii="Arial" w:eastAsia="Arial" w:hAnsi="Arial" w:cs="Arial"/>
-          <w:color w:val="000000" w:themeColor="text1"/>
-        </w:rPr>
-        <w:t>PTB-XL multi-label records: the SCP diagnostic superclass with the highest annotator likelihood is used as the primary label</w:t>
-      </w:r>
-      <w:r>
-        <w:rPr>
-          <w:rFonts w:ascii="Arial" w:eastAsia="Arial" w:hAnsi="Arial" w:cs="Arial"/>
-          <w:color w:val="000000" w:themeColor="text1"/>
-        </w:rPr>
-        <w:t>. A</w:t>
-      </w:r>
-      <w:r>
-        <w:rPr>
-          <w:rFonts w:ascii="Arial" w:eastAsia="Arial" w:hAnsi="Arial" w:cs="Arial"/>
-          <w:color w:val="000000" w:themeColor="text1"/>
-        </w:rPr>
-        <w:t>ll codes are preserved in metadata for downstream use.</w:t>
-      </w:r>
-    </w:p>
-    <w:p>
-      <w:pPr>
-        <w:pStyle w:val="ListParagraph"/>
-        <w:numPr>
-          <w:ilvl w:val="0"/>
-          <w:numId w:val="2"/>
-        </w:numPr>
+          <w:rFonts w:ascii="Arial" w:hAnsi="Arial" w:cs="Arial"/>
+          <w:color w:val="000000" w:themeColor="text1"/>
+        </w:rPr>
+        <w:t>WISDM watch accelerometer and gyroscope files are merged by index alignment after sorting by timestamp. Only .txt raw files are used; .</w:t>
+      </w:r>
+      <w:proofErr w:type="spellStart"/>
+      <w:r>
+        <w:rPr>
+          <w:rFonts w:ascii="Arial" w:hAnsi="Arial" w:cs="Arial"/>
+          <w:color w:val="000000" w:themeColor="text1"/>
+        </w:rPr>
+        <w:t>arff</w:t>
+      </w:r>
+      <w:proofErr w:type="spellEnd"/>
+      <w:r>
+        <w:rPr>
+          <w:rFonts w:ascii="Arial" w:hAnsi="Arial" w:cs="Arial"/>
+          <w:color w:val="000000" w:themeColor="text1"/>
+        </w:rPr>
+        <w:t xml:space="preserve"> files are excluded.</w:t>
+      </w:r>
+    </w:p>
+    <w:p>
+      <w:pPr>
         <w:spacing w:before="30" w:after="30"/>
         <w:jc w:val="both"/>
         <w:rPr>
@@ -1147,30 +1287,6 @@
           <w:color w:val="000000" w:themeColor="text1"/>
         </w:rPr>
       </w:pPr>
-      <w:r>
-        <w:rPr>
-          <w:rFonts w:ascii="Arial" w:hAnsi="Arial" w:cs="Arial"/>
-          <w:color w:val="000000" w:themeColor="text1"/>
-        </w:rPr>
-        <w:lastRenderedPageBreak/>
-        <w:t>WISDM watch accelerometer and gyroscope files are merged by index alignment after sorting by timestamp. Only .txt raw files are used; .</w:t>
-      </w:r>
-      <w:proofErr w:type="spellStart"/>
-      <w:r>
-        <w:rPr>
-          <w:rFonts w:ascii="Arial" w:hAnsi="Arial" w:cs="Arial"/>
-          <w:color w:val="000000" w:themeColor="text1"/>
-        </w:rPr>
-        <w:t>arff</w:t>
-      </w:r>
-      <w:proofErr w:type="spellEnd"/>
-      <w:r>
-        <w:rPr>
-          <w:rFonts w:ascii="Arial" w:hAnsi="Arial" w:cs="Arial"/>
-          <w:color w:val="000000" w:themeColor="text1"/>
-        </w:rPr>
-        <w:t xml:space="preserve"> files are excluded.</w:t>
-      </w:r>
     </w:p>
     <w:p>
       <w:pPr>
@@ -1178,32 +1294,16 @@
         <w:jc w:val="both"/>
         <w:rPr>
           <w:rFonts w:ascii="Arial" w:hAnsi="Arial" w:cs="Arial"/>
-          <w:color w:val="000000" w:themeColor="text1"/>
-        </w:rPr>
-      </w:pPr>
-    </w:p>
-    <w:p>
-      <w:pPr>
-        <w:spacing w:before="30" w:after="30"/>
-        <w:jc w:val="both"/>
-        <w:rPr>
-          <w:rFonts w:ascii="Arial" w:hAnsi="Arial" w:cs="Arial"/>
-          <w:color w:val="000000" w:themeColor="text1"/>
-        </w:rPr>
-      </w:pPr>
-    </w:p>
-    <w:p>
-      <w:pPr>
-        <w:spacing w:before="30" w:after="30"/>
-        <w:jc w:val="both"/>
-        <w:rPr>
-          <w:rFonts w:ascii="Arial" w:hAnsi="Arial" w:cs="Arial"/>
-          <w:color w:val="000000" w:themeColor="text1"/>
-        </w:rPr>
-      </w:pPr>
-      <w:r>
-        <w:rPr>
-          <w:rFonts w:ascii="Arial" w:hAnsi="Arial" w:cs="Arial"/>
+          <w:b/>
+          <w:bCs/>
+          <w:color w:val="000000" w:themeColor="text1"/>
+        </w:rPr>
+      </w:pPr>
+      <w:r>
+        <w:rPr>
+          <w:rFonts w:ascii="Arial" w:hAnsi="Arial" w:cs="Arial"/>
+          <w:b/>
+          <w:bCs/>
           <w:color w:val="000000" w:themeColor="text1"/>
         </w:rPr>
         <w:t>References:</w:t>

--- a/Preprocessing_plan.docx
+++ b/Preprocessing_plan.docx
@@ -887,6 +887,13 @@
           <w:color w:val="000000" w:themeColor="text1"/>
         </w:rPr>
         <w:t>power line interference, and common average referencing is applied across all 64 channels</w:t>
+      </w:r>
+      <w:r>
+        <w:rPr>
+          <w:rFonts w:ascii="Arial" w:eastAsia="Arial" w:hAnsi="Arial" w:cs="Arial"/>
+          <w:color w:val="000000" w:themeColor="text1"/>
+        </w:rPr>
+        <w:t xml:space="preserve"> which were all kept</w:t>
       </w:r>
       <w:r>
         <w:rPr>
@@ -2607,6 +2614,7 @@
   <w:style w:type="character" w:default="1" w:styleId="DefaultParagraphFont">
     <w:name w:val="Default Paragraph Font"/>
     <w:uiPriority w:val="1"/>
+    <w:semiHidden/>
     <w:unhideWhenUsed/>
   </w:style>
   <w:style w:type="table" w:default="1" w:styleId="TableNormal">
